--- a/docs/WT32_常规扫描模块测试用例.docx
+++ b/docs/WT32_常规扫描模块测试用例.docx
@@ -308,7 +308,6 @@
             <w:pPr>
               <w:spacing w:after="0"/>
               <w:rPr>
-                <w:rFonts w:hint="eastAsia"/>
                 <w:lang w:eastAsia="zh-CN"/>
               </w:rPr>
             </w:pPr>
@@ -532,7 +531,15 @@
       </w:pPr>
     </w:p>
     <w:p>
+      <w:pPr>
+        <w:rPr>
+          <w:lang w:eastAsia="zh-CN"/>
+        </w:rPr>
+      </w:pPr>
       <w:r>
+        <w:rPr>
+          <w:lang w:eastAsia="zh-CN"/>
+        </w:rPr>
         <w:br w:type="page"/>
       </w:r>
     </w:p>
@@ -972,8 +979,8 @@
       </w:tblPr>
       <w:tblGrid>
         <w:gridCol w:w="1400"/>
-        <w:gridCol w:w="3300"/>
-        <w:gridCol w:w="4660"/>
+        <w:gridCol w:w="3703"/>
+        <w:gridCol w:w="4257"/>
       </w:tblGrid>
       <w:tr>
         <w:trPr>
@@ -991,6 +998,7 @@
               <w:spacing w:after="0"/>
               <w:jc w:val="center"/>
             </w:pPr>
+            <w:proofErr w:type="spellStart"/>
             <w:r>
               <w:rPr>
                 <w:b/>
@@ -999,11 +1007,12 @@
               </w:rPr>
               <w:t>标记</w:t>
             </w:r>
-          </w:p>
-        </w:tc>
-        <w:tc>
-          <w:tcPr>
-            <w:tcW w:w="3300" w:type="dxa"/>
+            <w:proofErr w:type="spellEnd"/>
+          </w:p>
+        </w:tc>
+        <w:tc>
+          <w:tcPr>
+            <w:tcW w:w="3703" w:type="dxa"/>
             <w:shd w:val="clear" w:color="auto" w:fill="E8EEF5"/>
             <w:vAlign w:val="center"/>
           </w:tcPr>
@@ -1023,7 +1032,7 @@
         </w:tc>
         <w:tc>
           <w:tcPr>
-            <w:tcW w:w="4660" w:type="dxa"/>
+            <w:tcW w:w="4257" w:type="dxa"/>
             <w:shd w:val="clear" w:color="auto" w:fill="E8EEF5"/>
             <w:vAlign w:val="center"/>
           </w:tcPr>
@@ -1069,7 +1078,7 @@
         </w:tc>
         <w:tc>
           <w:tcPr>
-            <w:tcW w:w="3300" w:type="dxa"/>
+            <w:tcW w:w="3703" w:type="dxa"/>
             <w:vAlign w:val="center"/>
           </w:tcPr>
           <w:p>
@@ -1090,7 +1099,7 @@
         </w:tc>
         <w:tc>
           <w:tcPr>
-            <w:tcW w:w="4660" w:type="dxa"/>
+            <w:tcW w:w="4257" w:type="dxa"/>
             <w:vAlign w:val="center"/>
           </w:tcPr>
           <w:p>
@@ -1137,7 +1146,7 @@
         </w:tc>
         <w:tc>
           <w:tcPr>
-            <w:tcW w:w="3300" w:type="dxa"/>
+            <w:tcW w:w="3703" w:type="dxa"/>
             <w:vAlign w:val="center"/>
           </w:tcPr>
           <w:p>
@@ -1158,7 +1167,7 @@
         </w:tc>
         <w:tc>
           <w:tcPr>
-            <w:tcW w:w="4660" w:type="dxa"/>
+            <w:tcW w:w="4257" w:type="dxa"/>
             <w:vAlign w:val="center"/>
           </w:tcPr>
           <w:p>
@@ -1203,7 +1212,7 @@
         </w:tc>
         <w:tc>
           <w:tcPr>
-            <w:tcW w:w="3300" w:type="dxa"/>
+            <w:tcW w:w="3703" w:type="dxa"/>
             <w:vAlign w:val="center"/>
           </w:tcPr>
           <w:p>
@@ -1224,7 +1233,7 @@
         </w:tc>
         <w:tc>
           <w:tcPr>
-            <w:tcW w:w="4660" w:type="dxa"/>
+            <w:tcW w:w="4257" w:type="dxa"/>
             <w:vAlign w:val="center"/>
           </w:tcPr>
           <w:p>
@@ -1271,7 +1280,7 @@
         </w:tc>
         <w:tc>
           <w:tcPr>
-            <w:tcW w:w="3300" w:type="dxa"/>
+            <w:tcW w:w="3703" w:type="dxa"/>
             <w:vAlign w:val="center"/>
           </w:tcPr>
           <w:p>
@@ -1315,7 +1324,7 @@
         </w:tc>
         <w:tc>
           <w:tcPr>
-            <w:tcW w:w="4660" w:type="dxa"/>
+            <w:tcW w:w="4257" w:type="dxa"/>
             <w:vAlign w:val="center"/>
           </w:tcPr>
           <w:p>
@@ -1968,7 +1977,7 @@
                 <w:sz w:val="17"/>
                 <w:lang w:eastAsia="zh-CN"/>
               </w:rPr>
-              <w:t>患者信息或检查上下文</w:t>
+              <w:t>患者信息</w:t>
             </w:r>
           </w:p>
         </w:tc>
@@ -2514,7 +2523,7 @@
                 <w:sz w:val="17"/>
                 <w:lang w:eastAsia="zh-CN"/>
               </w:rPr>
-              <w:t>，按住物理触发按钮完成模拟曝光</w:t>
+              <w:t>，按住物理触发按钮完成曝光</w:t>
             </w:r>
           </w:p>
           <w:p>
@@ -2812,7 +2821,7 @@
                 <w:sz w:val="17"/>
                 <w:lang w:eastAsia="zh-CN"/>
               </w:rPr>
-              <w:t>在螺旋执行页确认患者信息并完成模拟扫描</w:t>
+              <w:t>在螺旋执行页确认患者信息并完成扫描</w:t>
             </w:r>
           </w:p>
           <w:p>
@@ -2850,7 +2859,7 @@
                 <w:sz w:val="17"/>
                 <w:lang w:eastAsia="zh-CN"/>
               </w:rPr>
-              <w:t>，自动或手动进入图像查看</w:t>
+              <w:t>，自动进入图像查看</w:t>
             </w:r>
           </w:p>
         </w:tc>
@@ -3003,14 +3012,6 @@
         </w:tc>
       </w:tr>
     </w:tbl>
-    <w:p>
-      <w:pPr>
-        <w:spacing w:after="160"/>
-        <w:rPr>
-          <w:lang w:eastAsia="zh-CN"/>
-        </w:rPr>
-      </w:pPr>
-    </w:p>
     <w:p>
       <w:pPr>
         <w:pStyle w:val="1"/>
@@ -3201,14 +3202,14 @@
                 <w:color w:val="1F4D78"/>
                 <w:sz w:val="16"/>
               </w:rPr>
-              <w:t>REG-AUTH-001</w:t>
+              <w:t>REG-AUTH-002</w:t>
             </w:r>
           </w:p>
         </w:tc>
         <w:tc>
           <w:tcPr>
             <w:tcW w:w="850" w:type="dxa"/>
-            <w:shd w:val="clear" w:color="auto" w:fill="FEE2E2"/>
+            <w:shd w:val="clear" w:color="auto" w:fill="FEF3C7"/>
           </w:tcPr>
           <w:p>
             <w:pPr>
@@ -3218,10 +3219,10 @@
             <w:r>
               <w:rPr>
                 <w:b/>
-                <w:color w:val="991B1B"/>
-                <w:sz w:val="17"/>
-              </w:rPr>
-              <w:t>P0</w:t>
+                <w:color w:val="92400E"/>
+                <w:sz w:val="17"/>
+              </w:rPr>
+              <w:t>P1</w:t>
             </w:r>
           </w:p>
         </w:tc>
@@ -3232,17 +3233,13 @@
           <w:p>
             <w:pPr>
               <w:spacing w:after="0"/>
-              <w:rPr>
-                <w:lang w:eastAsia="zh-CN"/>
-              </w:rPr>
-            </w:pPr>
-            <w:r>
-              <w:rPr>
-                <w:b/>
-                <w:sz w:val="17"/>
-                <w:lang w:eastAsia="zh-CN"/>
-              </w:rPr>
-              <w:t>未登录访问受保护页面</w:t>
+            </w:pPr>
+            <w:r>
+              <w:rPr>
+                <w:b/>
+                <w:sz w:val="17"/>
+              </w:rPr>
+              <w:t>错误密码登录</w:t>
             </w:r>
           </w:p>
         </w:tc>
@@ -3271,23 +3268,7 @@
                 <w:sz w:val="17"/>
                 <w:lang w:eastAsia="zh-CN"/>
               </w:rPr>
-              <w:t>清理登录态，直接访问</w:t>
-            </w:r>
-            <w:r>
-              <w:rPr>
-                <w:sz w:val="17"/>
-                <w:lang w:eastAsia="zh-CN"/>
-              </w:rPr>
-              <w:t xml:space="preserve"> </w:t>
-            </w:r>
-            <w:r>
-              <w:rPr>
-                <w:rFonts w:ascii="Consolas" w:hAnsi="Consolas"/>
-                <w:color w:val="475569"/>
-                <w:sz w:val="16"/>
-                <w:lang w:eastAsia="zh-CN"/>
-              </w:rPr>
-              <w:t>/protocol-select</w:t>
+              <w:t>输入正确用户名和错误密码</w:t>
             </w:r>
           </w:p>
           <w:p>
@@ -3311,7 +3292,7 @@
                 <w:sz w:val="17"/>
                 <w:lang w:eastAsia="zh-CN"/>
               </w:rPr>
-              <w:t>自动跳转登录页，登录后可继续进入系统</w:t>
+              <w:t>登录失败，有明确错误提示，不进入主页面</w:t>
             </w:r>
           </w:p>
         </w:tc>
@@ -3335,14 +3316,14 @@
                 <w:color w:val="1F4D78"/>
                 <w:sz w:val="16"/>
               </w:rPr>
-              <w:t>REG-AUTH-002</w:t>
+              <w:t>REG-PAT-001</w:t>
             </w:r>
           </w:p>
         </w:tc>
         <w:tc>
           <w:tcPr>
             <w:tcW w:w="850" w:type="dxa"/>
-            <w:shd w:val="clear" w:color="auto" w:fill="FEF3C7"/>
+            <w:shd w:val="clear" w:color="auto" w:fill="FEE2E2"/>
           </w:tcPr>
           <w:p>
             <w:pPr>
@@ -3352,10 +3333,10 @@
             <w:r>
               <w:rPr>
                 <w:b/>
-                <w:color w:val="92400E"/>
-                <w:sz w:val="17"/>
-              </w:rPr>
-              <w:t>P1</w:t>
+                <w:color w:val="991B1B"/>
+                <w:sz w:val="17"/>
+              </w:rPr>
+              <w:t>P0</w:t>
             </w:r>
           </w:p>
         </w:tc>
@@ -3372,7 +3353,7 @@
                 <w:b/>
                 <w:sz w:val="17"/>
               </w:rPr>
-              <w:t>错误密码登录</w:t>
+              <w:t>选择已有患者</w:t>
             </w:r>
           </w:p>
         </w:tc>
@@ -3401,7 +3382,7 @@
                 <w:sz w:val="17"/>
                 <w:lang w:eastAsia="zh-CN"/>
               </w:rPr>
-              <w:t>输入正确用户名和错误密码</w:t>
+              <w:t>从患者列表选择一名患者</w:t>
             </w:r>
           </w:p>
           <w:p>
@@ -3425,7 +3406,21 @@
                 <w:sz w:val="17"/>
                 <w:lang w:eastAsia="zh-CN"/>
               </w:rPr>
-              <w:t>登录失败，有明确错误提示，不进入主页面</w:t>
+              <w:t>患者姓名、</w:t>
+            </w:r>
+            <w:r>
+              <w:rPr>
+                <w:sz w:val="17"/>
+                <w:lang w:eastAsia="zh-CN"/>
+              </w:rPr>
+              <w:t>ID</w:t>
+            </w:r>
+            <w:r>
+              <w:rPr>
+                <w:sz w:val="17"/>
+                <w:lang w:eastAsia="zh-CN"/>
+              </w:rPr>
+              <w:t>、年龄、性别在后续确认弹窗中一致显示</w:t>
             </w:r>
           </w:p>
         </w:tc>
@@ -3449,7 +3444,7 @@
                 <w:color w:val="1F4D78"/>
                 <w:sz w:val="16"/>
               </w:rPr>
-              <w:t>REG-PAT-001</w:t>
+              <w:t>REG-PAT-002</w:t>
             </w:r>
           </w:p>
         </w:tc>
@@ -3486,7 +3481,7 @@
                 <w:b/>
                 <w:sz w:val="17"/>
               </w:rPr>
-              <w:t>选择已有患者</w:t>
+              <w:t>新增患者并扫描</w:t>
             </w:r>
           </w:p>
         </w:tc>
@@ -3515,7 +3510,63 @@
                 <w:sz w:val="17"/>
                 <w:lang w:eastAsia="zh-CN"/>
               </w:rPr>
-              <w:t>从患者列表选择一名患者</w:t>
+              <w:t>新增患者，填写姓名</w:t>
+            </w:r>
+            <w:r>
+              <w:rPr>
+                <w:sz w:val="17"/>
+                <w:lang w:eastAsia="zh-CN"/>
+              </w:rPr>
+              <w:t>/</w:t>
+            </w:r>
+            <w:r>
+              <w:rPr>
+                <w:sz w:val="17"/>
+                <w:lang w:eastAsia="zh-CN"/>
+              </w:rPr>
+              <w:t>性别</w:t>
+            </w:r>
+            <w:r>
+              <w:rPr>
+                <w:sz w:val="17"/>
+                <w:lang w:eastAsia="zh-CN"/>
+              </w:rPr>
+              <w:t>/</w:t>
+            </w:r>
+            <w:r>
+              <w:rPr>
+                <w:sz w:val="17"/>
+                <w:lang w:eastAsia="zh-CN"/>
+              </w:rPr>
+              <w:t>出生日期</w:t>
+            </w:r>
+            <w:r>
+              <w:rPr>
+                <w:sz w:val="17"/>
+                <w:lang w:eastAsia="zh-CN"/>
+              </w:rPr>
+              <w:t>/</w:t>
+            </w:r>
+            <w:r>
+              <w:rPr>
+                <w:sz w:val="17"/>
+                <w:lang w:eastAsia="zh-CN"/>
+              </w:rPr>
+              <w:t>患者</w:t>
+            </w:r>
+            <w:r>
+              <w:rPr>
+                <w:sz w:val="17"/>
+                <w:lang w:eastAsia="zh-CN"/>
+              </w:rPr>
+              <w:t xml:space="preserve"> ID</w:t>
+            </w:r>
+            <w:r>
+              <w:rPr>
+                <w:sz w:val="17"/>
+                <w:lang w:eastAsia="zh-CN"/>
+              </w:rPr>
+              <w:t>，保存后选择扫描</w:t>
             </w:r>
           </w:p>
           <w:p>
@@ -3539,190 +3590,6 @@
                 <w:sz w:val="17"/>
                 <w:lang w:eastAsia="zh-CN"/>
               </w:rPr>
-              <w:t>患者姓名、</w:t>
-            </w:r>
-            <w:r>
-              <w:rPr>
-                <w:sz w:val="17"/>
-                <w:lang w:eastAsia="zh-CN"/>
-              </w:rPr>
-              <w:t>ID</w:t>
-            </w:r>
-            <w:r>
-              <w:rPr>
-                <w:sz w:val="17"/>
-                <w:lang w:eastAsia="zh-CN"/>
-              </w:rPr>
-              <w:t>、年龄、性别在后续确认弹窗中一致显示</w:t>
-            </w:r>
-          </w:p>
-        </w:tc>
-      </w:tr>
-      <w:tr>
-        <w:trPr>
-          <w:cantSplit/>
-        </w:trPr>
-        <w:tc>
-          <w:tcPr>
-            <w:tcW w:w="1420" w:type="dxa"/>
-          </w:tcPr>
-          <w:p>
-            <w:pPr>
-              <w:spacing w:after="0"/>
-              <w:jc w:val="center"/>
-            </w:pPr>
-            <w:r>
-              <w:rPr>
-                <w:b/>
-                <w:color w:val="1F4D78"/>
-                <w:sz w:val="16"/>
-              </w:rPr>
-              <w:t>REG-PAT-002</w:t>
-            </w:r>
-          </w:p>
-        </w:tc>
-        <w:tc>
-          <w:tcPr>
-            <w:tcW w:w="850" w:type="dxa"/>
-            <w:shd w:val="clear" w:color="auto" w:fill="FEE2E2"/>
-          </w:tcPr>
-          <w:p>
-            <w:pPr>
-              <w:spacing w:after="0"/>
-              <w:jc w:val="center"/>
-            </w:pPr>
-            <w:r>
-              <w:rPr>
-                <w:b/>
-                <w:color w:val="991B1B"/>
-                <w:sz w:val="17"/>
-              </w:rPr>
-              <w:t>P0</w:t>
-            </w:r>
-          </w:p>
-        </w:tc>
-        <w:tc>
-          <w:tcPr>
-            <w:tcW w:w="2100" w:type="dxa"/>
-          </w:tcPr>
-          <w:p>
-            <w:pPr>
-              <w:spacing w:after="0"/>
-            </w:pPr>
-            <w:r>
-              <w:rPr>
-                <w:b/>
-                <w:sz w:val="17"/>
-              </w:rPr>
-              <w:t>新增患者并扫描</w:t>
-            </w:r>
-          </w:p>
-        </w:tc>
-        <w:tc>
-          <w:tcPr>
-            <w:tcW w:w="4990" w:type="dxa"/>
-          </w:tcPr>
-          <w:p>
-            <w:pPr>
-              <w:spacing w:after="40"/>
-              <w:rPr>
-                <w:lang w:eastAsia="zh-CN"/>
-              </w:rPr>
-            </w:pPr>
-            <w:r>
-              <w:rPr>
-                <w:b/>
-                <w:color w:val="64748B"/>
-                <w:sz w:val="17"/>
-                <w:lang w:eastAsia="zh-CN"/>
-              </w:rPr>
-              <w:t>步骤：</w:t>
-            </w:r>
-            <w:r>
-              <w:rPr>
-                <w:sz w:val="17"/>
-                <w:lang w:eastAsia="zh-CN"/>
-              </w:rPr>
-              <w:t>新增患者，填写姓名</w:t>
-            </w:r>
-            <w:r>
-              <w:rPr>
-                <w:sz w:val="17"/>
-                <w:lang w:eastAsia="zh-CN"/>
-              </w:rPr>
-              <w:t>/</w:t>
-            </w:r>
-            <w:r>
-              <w:rPr>
-                <w:sz w:val="17"/>
-                <w:lang w:eastAsia="zh-CN"/>
-              </w:rPr>
-              <w:t>性别</w:t>
-            </w:r>
-            <w:r>
-              <w:rPr>
-                <w:sz w:val="17"/>
-                <w:lang w:eastAsia="zh-CN"/>
-              </w:rPr>
-              <w:t>/</w:t>
-            </w:r>
-            <w:r>
-              <w:rPr>
-                <w:sz w:val="17"/>
-                <w:lang w:eastAsia="zh-CN"/>
-              </w:rPr>
-              <w:t>出生日期</w:t>
-            </w:r>
-            <w:r>
-              <w:rPr>
-                <w:sz w:val="17"/>
-                <w:lang w:eastAsia="zh-CN"/>
-              </w:rPr>
-              <w:t>/</w:t>
-            </w:r>
-            <w:r>
-              <w:rPr>
-                <w:sz w:val="17"/>
-                <w:lang w:eastAsia="zh-CN"/>
-              </w:rPr>
-              <w:t>患者</w:t>
-            </w:r>
-            <w:r>
-              <w:rPr>
-                <w:sz w:val="17"/>
-                <w:lang w:eastAsia="zh-CN"/>
-              </w:rPr>
-              <w:t xml:space="preserve"> ID</w:t>
-            </w:r>
-            <w:r>
-              <w:rPr>
-                <w:sz w:val="17"/>
-                <w:lang w:eastAsia="zh-CN"/>
-              </w:rPr>
-              <w:t>，保存后选择扫描</w:t>
-            </w:r>
-          </w:p>
-          <w:p>
-            <w:pPr>
-              <w:spacing w:after="0"/>
-              <w:rPr>
-                <w:lang w:eastAsia="zh-CN"/>
-              </w:rPr>
-            </w:pPr>
-            <w:r>
-              <w:rPr>
-                <w:b/>
-                <w:color w:val="64748B"/>
-                <w:sz w:val="17"/>
-                <w:lang w:eastAsia="zh-CN"/>
-              </w:rPr>
-              <w:t>预期：</w:t>
-            </w:r>
-            <w:r>
-              <w:rPr>
-                <w:sz w:val="17"/>
-                <w:lang w:eastAsia="zh-CN"/>
-              </w:rPr>
               <w:t>患者创建成功，后端患者</w:t>
             </w:r>
             <w:r>
@@ -3738,263 +3605,16 @@
                 <w:lang w:eastAsia="zh-CN"/>
               </w:rPr>
               <w:t>可被扫描会话引用</w:t>
-            </w:r>
-          </w:p>
-        </w:tc>
-      </w:tr>
-      <w:tr>
-        <w:trPr>
-          <w:cantSplit/>
-        </w:trPr>
-        <w:tc>
-          <w:tcPr>
-            <w:tcW w:w="1420" w:type="dxa"/>
-          </w:tcPr>
-          <w:p>
-            <w:pPr>
-              <w:spacing w:after="0"/>
-              <w:jc w:val="center"/>
-            </w:pPr>
-            <w:r>
-              <w:rPr>
-                <w:b/>
-                <w:color w:val="1F4D78"/>
-                <w:sz w:val="16"/>
-              </w:rPr>
-              <w:t>REG-PAT-003</w:t>
-            </w:r>
-          </w:p>
-        </w:tc>
-        <w:tc>
-          <w:tcPr>
-            <w:tcW w:w="850" w:type="dxa"/>
-            <w:shd w:val="clear" w:color="auto" w:fill="FEF3C7"/>
-          </w:tcPr>
-          <w:p>
-            <w:pPr>
-              <w:spacing w:after="0"/>
-              <w:jc w:val="center"/>
-            </w:pPr>
-            <w:r>
-              <w:rPr>
-                <w:b/>
-                <w:color w:val="92400E"/>
-                <w:sz w:val="17"/>
-              </w:rPr>
-              <w:t>P1</w:t>
-            </w:r>
-          </w:p>
-        </w:tc>
-        <w:tc>
-          <w:tcPr>
-            <w:tcW w:w="2100" w:type="dxa"/>
-          </w:tcPr>
-          <w:p>
-            <w:pPr>
-              <w:spacing w:after="0"/>
-            </w:pPr>
-            <w:r>
-              <w:rPr>
-                <w:b/>
-                <w:sz w:val="17"/>
-              </w:rPr>
-              <w:t>患者</w:t>
-            </w:r>
-            <w:r>
-              <w:rPr>
-                <w:b/>
-                <w:sz w:val="17"/>
-              </w:rPr>
-              <w:t xml:space="preserve"> ID </w:t>
-            </w:r>
-            <w:r>
-              <w:rPr>
-                <w:b/>
-                <w:sz w:val="17"/>
-              </w:rPr>
-              <w:t>重复</w:t>
-            </w:r>
-          </w:p>
-        </w:tc>
-        <w:tc>
-          <w:tcPr>
-            <w:tcW w:w="4990" w:type="dxa"/>
-          </w:tcPr>
-          <w:p>
-            <w:pPr>
-              <w:spacing w:after="40"/>
-            </w:pPr>
-            <w:r>
-              <w:rPr>
-                <w:b/>
-                <w:color w:val="64748B"/>
-                <w:sz w:val="17"/>
-              </w:rPr>
-              <w:t>步骤：</w:t>
-            </w:r>
-            <w:r>
-              <w:rPr>
-                <w:sz w:val="17"/>
-              </w:rPr>
-              <w:t>新增患者时使用已存在</w:t>
-            </w:r>
-            <w:r>
-              <w:rPr>
-                <w:sz w:val="17"/>
-              </w:rPr>
-              <w:t xml:space="preserve"> patient_id</w:t>
-            </w:r>
-          </w:p>
-          <w:p>
-            <w:pPr>
-              <w:spacing w:after="0"/>
-            </w:pPr>
-            <w:r>
-              <w:rPr>
-                <w:b/>
-                <w:color w:val="64748B"/>
-                <w:sz w:val="17"/>
-              </w:rPr>
-              <w:t>预期：</w:t>
-            </w:r>
-            <w:r>
-              <w:rPr>
-                <w:sz w:val="17"/>
-              </w:rPr>
-              <w:t>保存失败并提示重复或接口错误，不覆盖原患者</w:t>
-            </w:r>
-          </w:p>
-        </w:tc>
-      </w:tr>
-      <w:tr>
-        <w:trPr>
-          <w:cantSplit/>
-        </w:trPr>
-        <w:tc>
-          <w:tcPr>
-            <w:tcW w:w="1420" w:type="dxa"/>
-          </w:tcPr>
-          <w:p>
-            <w:pPr>
-              <w:spacing w:after="0"/>
-              <w:jc w:val="center"/>
-            </w:pPr>
-            <w:r>
-              <w:rPr>
-                <w:b/>
-                <w:color w:val="1F4D78"/>
-                <w:sz w:val="16"/>
-              </w:rPr>
-              <w:t>REG-PAT-004</w:t>
-            </w:r>
-          </w:p>
-        </w:tc>
-        <w:tc>
-          <w:tcPr>
-            <w:tcW w:w="850" w:type="dxa"/>
-            <w:shd w:val="clear" w:color="auto" w:fill="FEF3C7"/>
-          </w:tcPr>
-          <w:p>
-            <w:pPr>
-              <w:spacing w:after="0"/>
-              <w:jc w:val="center"/>
-            </w:pPr>
-            <w:r>
-              <w:rPr>
-                <w:b/>
-                <w:color w:val="92400E"/>
-                <w:sz w:val="17"/>
-              </w:rPr>
-              <w:t>P1</w:t>
-            </w:r>
-          </w:p>
-        </w:tc>
-        <w:tc>
-          <w:tcPr>
-            <w:tcW w:w="2100" w:type="dxa"/>
-          </w:tcPr>
-          <w:p>
-            <w:pPr>
-              <w:spacing w:after="0"/>
-            </w:pPr>
-            <w:r>
-              <w:rPr>
-                <w:b/>
-                <w:sz w:val="17"/>
-              </w:rPr>
-              <w:t>患者上下文刷新保持</w:t>
-            </w:r>
-          </w:p>
-        </w:tc>
-        <w:tc>
-          <w:tcPr>
-            <w:tcW w:w="4990" w:type="dxa"/>
-          </w:tcPr>
-          <w:p>
-            <w:pPr>
-              <w:spacing w:after="40"/>
-              <w:rPr>
-                <w:lang w:eastAsia="zh-CN"/>
-              </w:rPr>
-            </w:pPr>
-            <w:r>
-              <w:rPr>
-                <w:b/>
-                <w:color w:val="64748B"/>
-                <w:sz w:val="17"/>
-                <w:lang w:eastAsia="zh-CN"/>
-              </w:rPr>
-              <w:t>步骤：</w:t>
-            </w:r>
-            <w:r>
-              <w:rPr>
-                <w:sz w:val="17"/>
-                <w:lang w:eastAsia="zh-CN"/>
-              </w:rPr>
-              <w:t>选择患者后刷新页面，再进入协议选择</w:t>
-            </w:r>
-          </w:p>
-          <w:p>
-            <w:pPr>
-              <w:spacing w:after="0"/>
-              <w:rPr>
-                <w:lang w:eastAsia="zh-CN"/>
-              </w:rPr>
-            </w:pPr>
-            <w:r>
-              <w:rPr>
-                <w:b/>
-                <w:color w:val="64748B"/>
-                <w:sz w:val="17"/>
-                <w:lang w:eastAsia="zh-CN"/>
-              </w:rPr>
-              <w:t>预期：</w:t>
-            </w:r>
-            <w:r>
-              <w:rPr>
-                <w:sz w:val="17"/>
-                <w:lang w:eastAsia="zh-CN"/>
-              </w:rPr>
-              <w:t>当前患者上下文仍可恢复；若恢复失败，应提示重新选择患者</w:t>
             </w:r>
           </w:p>
         </w:tc>
       </w:tr>
     </w:tbl>
-    <w:p>
-      <w:pPr>
-        <w:spacing w:after="160"/>
-        <w:rPr>
-          <w:lang w:eastAsia="zh-CN"/>
-        </w:rPr>
-      </w:pPr>
-    </w:p>
     <w:p>
       <w:pPr>
         <w:pStyle w:val="21"/>
       </w:pPr>
       <w:r>
-        <w:lastRenderedPageBreak/>
         <w:t xml:space="preserve">5.2 </w:t>
       </w:r>
       <w:proofErr w:type="spellStart"/>
@@ -4201,44 +3821,39 @@
           <w:p>
             <w:pPr>
               <w:spacing w:after="40"/>
+              <w:rPr>
+                <w:lang w:eastAsia="zh-CN"/>
+              </w:rPr>
             </w:pPr>
             <w:r>
               <w:rPr>
                 <w:b/>
                 <w:color w:val="64748B"/>
                 <w:sz w:val="17"/>
+                <w:lang w:eastAsia="zh-CN"/>
               </w:rPr>
               <w:t>步骤：</w:t>
             </w:r>
             <w:r>
               <w:rPr>
                 <w:sz w:val="17"/>
+                <w:lang w:eastAsia="zh-CN"/>
               </w:rPr>
               <w:t>在协议库中选择</w:t>
             </w:r>
             <w:r>
               <w:rPr>
-                <w:sz w:val="17"/>
-              </w:rPr>
-              <w:t xml:space="preserve"> </w:t>
-            </w:r>
-            <w:r>
-              <w:rPr>
-                <w:rFonts w:ascii="Consolas" w:hAnsi="Consolas"/>
+                <w:rFonts w:ascii="Consolas" w:hAnsi="Consolas" w:hint="eastAsia"/>
                 <w:color w:val="475569"/>
                 <w:sz w:val="16"/>
-              </w:rPr>
-              <w:t>acquisition_type=regular</w:t>
-            </w:r>
-            <w:r>
-              <w:rPr>
-                <w:sz w:val="17"/>
-              </w:rPr>
-              <w:t xml:space="preserve"> </w:t>
-            </w:r>
-            <w:r>
-              <w:rPr>
-                <w:sz w:val="17"/>
+                <w:lang w:eastAsia="zh-CN"/>
+              </w:rPr>
+              <w:t>常规扫描</w:t>
+            </w:r>
+            <w:r>
+              <w:rPr>
+                <w:sz w:val="17"/>
+                <w:lang w:eastAsia="zh-CN"/>
               </w:rPr>
               <w:t>协议</w:t>
             </w:r>
@@ -4246,30 +3861,37 @@
           <w:p>
             <w:pPr>
               <w:spacing w:after="0"/>
+              <w:rPr>
+                <w:lang w:eastAsia="zh-CN"/>
+              </w:rPr>
             </w:pPr>
             <w:r>
               <w:rPr>
                 <w:b/>
                 <w:color w:val="64748B"/>
                 <w:sz w:val="17"/>
+                <w:lang w:eastAsia="zh-CN"/>
               </w:rPr>
               <w:t>预期：</w:t>
             </w:r>
             <w:r>
               <w:rPr>
                 <w:sz w:val="17"/>
+                <w:lang w:eastAsia="zh-CN"/>
               </w:rPr>
               <w:t>协议加入扫描计划，计划中不包含</w:t>
             </w:r>
             <w:r>
               <w:rPr>
                 <w:sz w:val="17"/>
+                <w:lang w:eastAsia="zh-CN"/>
               </w:rPr>
               <w:t xml:space="preserve"> gating/4D </w:t>
             </w:r>
             <w:r>
               <w:rPr>
                 <w:sz w:val="17"/>
+                <w:lang w:eastAsia="zh-CN"/>
               </w:rPr>
               <w:t>专项流程</w:t>
             </w:r>
@@ -4395,37 +4017,7 @@
               <w:rPr>
                 <w:sz w:val="17"/>
               </w:rPr>
-              <w:t>序列树显示定位像和螺旋扫描，顺序与后端</w:t>
-            </w:r>
-            <w:proofErr w:type="spellEnd"/>
-            <w:r>
-              <w:rPr>
-                <w:sz w:val="17"/>
-              </w:rPr>
-              <w:t xml:space="preserve"> </w:t>
-            </w:r>
-            <w:proofErr w:type="spellStart"/>
-            <w:r>
-              <w:rPr>
-                <w:rFonts w:ascii="Consolas" w:hAnsi="Consolas"/>
-                <w:color w:val="475569"/>
-                <w:sz w:val="16"/>
-              </w:rPr>
-              <w:t>series_order</w:t>
-            </w:r>
-            <w:proofErr w:type="spellEnd"/>
-            <w:r>
-              <w:rPr>
-                <w:sz w:val="17"/>
-              </w:rPr>
-              <w:t xml:space="preserve"> </w:t>
-            </w:r>
-            <w:proofErr w:type="spellStart"/>
-            <w:r>
-              <w:rPr>
-                <w:sz w:val="17"/>
-              </w:rPr>
-              <w:t>一致</w:t>
+              <w:t>序列树显示定位像和螺旋扫描</w:t>
             </w:r>
             <w:proofErr w:type="spellEnd"/>
           </w:p>
@@ -4628,6 +4220,7 @@
                 <w:color w:val="1F4D78"/>
                 <w:sz w:val="16"/>
               </w:rPr>
+              <w:lastRenderedPageBreak/>
               <w:t>REG-PROT-004</w:t>
             </w:r>
           </w:p>
@@ -5187,14 +4780,6 @@
         </w:tc>
       </w:tr>
     </w:tbl>
-    <w:p>
-      <w:pPr>
-        <w:spacing w:after="160"/>
-        <w:rPr>
-          <w:lang w:eastAsia="zh-CN"/>
-        </w:rPr>
-      </w:pPr>
-    </w:p>
     <w:p>
       <w:pPr>
         <w:pStyle w:val="21"/>
@@ -5437,6 +5022,10 @@
           <w:p>
             <w:pPr>
               <w:spacing w:after="0"/>
+              <w:rPr>
+                <w:rFonts w:hint="eastAsia"/>
+                <w:lang w:eastAsia="zh-CN"/>
+              </w:rPr>
             </w:pPr>
             <w:proofErr w:type="spellStart"/>
             <w:r>
@@ -5456,61 +5045,34 @@
             <w:proofErr w:type="spellEnd"/>
             <w:r>
               <w:rPr>
-                <w:sz w:val="17"/>
-              </w:rPr>
-              <w:t xml:space="preserve"> </w:t>
-            </w:r>
-            <w:proofErr w:type="spellStart"/>
-            <w:r>
-              <w:rPr>
-                <w:rFonts w:ascii="Consolas" w:hAnsi="Consolas"/>
+                <w:rFonts w:ascii="Consolas" w:hAnsi="Consolas" w:hint="eastAsia"/>
                 <w:color w:val="475569"/>
                 <w:sz w:val="16"/>
-              </w:rPr>
-              <w:t>scan_sessions</w:t>
+                <w:lang w:eastAsia="zh-CN"/>
+              </w:rPr>
+              <w:t>对应扫描</w:t>
+            </w:r>
+            <w:r>
+              <w:rPr>
+                <w:sz w:val="17"/>
+              </w:rPr>
+              <w:t xml:space="preserve"> </w:t>
+            </w:r>
+            <w:proofErr w:type="spellStart"/>
+            <w:r>
+              <w:rPr>
+                <w:sz w:val="17"/>
+              </w:rPr>
+              <w:t>记录</w:t>
             </w:r>
             <w:proofErr w:type="spellEnd"/>
             <w:r>
               <w:rPr>
-                <w:sz w:val="17"/>
-              </w:rPr>
-              <w:t xml:space="preserve"> </w:t>
-            </w:r>
-            <w:proofErr w:type="spellStart"/>
-            <w:r>
-              <w:rPr>
-                <w:sz w:val="17"/>
-              </w:rPr>
-              <w:t>记录，并克隆</w:t>
-            </w:r>
-            <w:proofErr w:type="spellEnd"/>
-            <w:r>
-              <w:rPr>
-                <w:sz w:val="17"/>
-              </w:rPr>
-              <w:t xml:space="preserve"> </w:t>
-            </w:r>
-            <w:proofErr w:type="spellStart"/>
-            <w:r>
-              <w:rPr>
-                <w:rFonts w:ascii="Consolas" w:hAnsi="Consolas"/>
-                <w:color w:val="475569"/>
-                <w:sz w:val="16"/>
-              </w:rPr>
-              <w:t>ScanSessionSeries</w:t>
-            </w:r>
-            <w:proofErr w:type="spellEnd"/>
-            <w:r>
-              <w:rPr>
-                <w:sz w:val="17"/>
-              </w:rPr>
-              <w:t xml:space="preserve"> </w:t>
-            </w:r>
-            <w:r>
-              <w:rPr>
-                <w:sz w:val="17"/>
-              </w:rPr>
-              <w:t>与参数副本</w:t>
+                <w:rFonts w:hint="eastAsia"/>
+                <w:sz w:val="17"/>
+                <w:lang w:eastAsia="zh-CN"/>
+              </w:rPr>
+              <w:t>，系统日志、审计日志有对应记录</w:t>
             </w:r>
           </w:p>
         </w:tc>
@@ -5534,7 +5096,6 @@
                 <w:color w:val="1F4D78"/>
                 <w:sz w:val="16"/>
               </w:rPr>
-              <w:lastRenderedPageBreak/>
               <w:t>REG-SESSION-002</w:t>
             </w:r>
           </w:p>
@@ -5630,75 +5191,74 @@
           <w:p>
             <w:pPr>
               <w:spacing w:after="0"/>
-            </w:pPr>
-            <w:proofErr w:type="spellStart"/>
+              <w:rPr>
+                <w:lang w:eastAsia="zh-CN"/>
+              </w:rPr>
+            </w:pPr>
             <w:r>
               <w:rPr>
                 <w:b/>
                 <w:color w:val="64748B"/>
                 <w:sz w:val="17"/>
+                <w:lang w:eastAsia="zh-CN"/>
               </w:rPr>
               <w:t>预期：</w:t>
             </w:r>
             <w:r>
               <w:rPr>
                 <w:sz w:val="17"/>
+                <w:lang w:eastAsia="zh-CN"/>
               </w:rPr>
               <w:t>只更新</w:t>
             </w:r>
-            <w:proofErr w:type="spellEnd"/>
-            <w:r>
-              <w:rPr>
-                <w:sz w:val="17"/>
+            <w:r>
+              <w:rPr>
+                <w:sz w:val="17"/>
+                <w:lang w:eastAsia="zh-CN"/>
               </w:rPr>
               <w:t xml:space="preserve"> </w:t>
             </w:r>
-            <w:proofErr w:type="spellStart"/>
-            <w:r>
-              <w:rPr>
-                <w:rFonts w:ascii="Consolas" w:hAnsi="Consolas"/>
+            <w:r>
+              <w:rPr>
+                <w:rFonts w:ascii="Consolas" w:hAnsi="Consolas" w:hint="eastAsia"/>
                 <w:color w:val="475569"/>
                 <w:sz w:val="16"/>
-              </w:rPr>
-              <w:t>scan_session_topogram_params</w:t>
-            </w:r>
-            <w:r>
-              <w:rPr>
-                <w:sz w:val="17"/>
+                <w:lang w:eastAsia="zh-CN"/>
+              </w:rPr>
+              <w:t>扫描记录</w:t>
+            </w:r>
+            <w:r>
+              <w:rPr>
+                <w:sz w:val="17"/>
+                <w:lang w:eastAsia="zh-CN"/>
               </w:rPr>
               <w:t>，不更新</w:t>
             </w:r>
-            <w:proofErr w:type="spellEnd"/>
-            <w:r>
-              <w:rPr>
-                <w:sz w:val="17"/>
-              </w:rPr>
-              <w:t xml:space="preserve"> </w:t>
-            </w:r>
-            <w:proofErr w:type="spellStart"/>
-            <w:r>
-              <w:rPr>
-                <w:rFonts w:ascii="Consolas" w:hAnsi="Consolas"/>
+            <w:r>
+              <w:rPr>
+                <w:rFonts w:ascii="Consolas" w:hAnsi="Consolas" w:hint="eastAsia"/>
                 <w:color w:val="475569"/>
                 <w:sz w:val="16"/>
-              </w:rPr>
-              <w:t>topogram_params</w:t>
-            </w:r>
-            <w:proofErr w:type="spellEnd"/>
-            <w:r>
-              <w:rPr>
-                <w:sz w:val="17"/>
-              </w:rPr>
-              <w:t xml:space="preserve"> </w:t>
-            </w:r>
-            <w:proofErr w:type="spellStart"/>
-            <w:r>
-              <w:rPr>
-                <w:sz w:val="17"/>
+                <w:lang w:eastAsia="zh-CN"/>
+              </w:rPr>
+              <w:t>出厂</w:t>
+            </w:r>
+            <w:r>
+              <w:rPr>
+                <w:rFonts w:ascii="Consolas" w:hAnsi="Consolas" w:hint="eastAsia"/>
+                <w:color w:val="475569"/>
+                <w:sz w:val="16"/>
+                <w:lang w:eastAsia="zh-CN"/>
+              </w:rPr>
+              <w:t>协议</w:t>
+            </w:r>
+            <w:r>
+              <w:rPr>
+                <w:sz w:val="17"/>
+                <w:lang w:eastAsia="zh-CN"/>
               </w:rPr>
               <w:t>模板</w:t>
             </w:r>
-            <w:proofErr w:type="spellEnd"/>
           </w:p>
         </w:tc>
       </w:tr>
@@ -5825,6 +5385,7 @@
             <w:pPr>
               <w:spacing w:after="0"/>
             </w:pPr>
+            <w:proofErr w:type="spellStart"/>
             <w:r>
               <w:rPr>
                 <w:b/>
@@ -5839,6 +5400,7 @@
               </w:rPr>
               <w:t>只更新</w:t>
             </w:r>
+            <w:proofErr w:type="spellEnd"/>
             <w:r>
               <w:rPr>
                 <w:sz w:val="17"/>
@@ -5847,18 +5409,27 @@
             </w:r>
             <w:r>
               <w:rPr>
-                <w:rFonts w:ascii="Consolas" w:hAnsi="Consolas"/>
+                <w:rFonts w:ascii="Consolas" w:hAnsi="Consolas" w:hint="eastAsia"/>
                 <w:color w:val="475569"/>
                 <w:sz w:val="16"/>
-              </w:rPr>
-              <w:t>scan_session_helical_params</w:t>
-            </w:r>
-            <w:r>
-              <w:rPr>
-                <w:sz w:val="17"/>
-              </w:rPr>
-              <w:t>，不污染模板协议</w:t>
-            </w:r>
+                <w:lang w:eastAsia="zh-CN"/>
+              </w:rPr>
+              <w:t>本次扫描参数</w:t>
+            </w:r>
+            <w:r>
+              <w:rPr>
+                <w:sz w:val="17"/>
+              </w:rPr>
+              <w:t>，</w:t>
+            </w:r>
+            <w:proofErr w:type="spellStart"/>
+            <w:r>
+              <w:rPr>
+                <w:sz w:val="17"/>
+              </w:rPr>
+              <w:t>不污染模板协议</w:t>
+            </w:r>
+            <w:proofErr w:type="spellEnd"/>
           </w:p>
         </w:tc>
       </w:tr>
@@ -5881,7 +5452,7 @@
                 <w:color w:val="1F4D78"/>
                 <w:sz w:val="16"/>
               </w:rPr>
-              <w:t>REG-SESSION-004</w:t>
+              <w:t>REG-SESSION-005</w:t>
             </w:r>
           </w:p>
         </w:tc>
@@ -5918,7 +5489,7 @@
                 <w:b/>
                 <w:sz w:val="17"/>
               </w:rPr>
-              <w:t>刷新恢复当前会话</w:t>
+              <w:t>删除会话序列</w:t>
             </w:r>
           </w:p>
         </w:tc>
@@ -5947,59 +5518,47 @@
                 <w:sz w:val="17"/>
                 <w:lang w:eastAsia="zh-CN"/>
               </w:rPr>
-              <w:t>扫描流程中刷新浏览器</w:t>
-            </w:r>
-          </w:p>
-          <w:p>
-            <w:pPr>
-              <w:spacing w:after="0"/>
-            </w:pPr>
-            <w:proofErr w:type="spellStart"/>
+              <w:t>在协议</w:t>
+            </w:r>
+            <w:r>
+              <w:rPr>
+                <w:rFonts w:hint="eastAsia"/>
+                <w:sz w:val="17"/>
+                <w:lang w:eastAsia="zh-CN"/>
+              </w:rPr>
+              <w:t>选择</w:t>
+            </w:r>
+            <w:r>
+              <w:rPr>
+                <w:sz w:val="17"/>
+                <w:lang w:eastAsia="zh-CN"/>
+              </w:rPr>
+              <w:t>页删除一个非当前执行序列</w:t>
+            </w:r>
+          </w:p>
+          <w:p>
+            <w:pPr>
+              <w:spacing w:after="0"/>
+              <w:rPr>
+                <w:lang w:eastAsia="zh-CN"/>
+              </w:rPr>
+            </w:pPr>
             <w:r>
               <w:rPr>
                 <w:b/>
                 <w:color w:val="64748B"/>
                 <w:sz w:val="17"/>
+                <w:lang w:eastAsia="zh-CN"/>
               </w:rPr>
               <w:t>预期：</w:t>
             </w:r>
             <w:r>
               <w:rPr>
                 <w:sz w:val="17"/>
-              </w:rPr>
-              <w:t>能根据</w:t>
-            </w:r>
-            <w:proofErr w:type="spellEnd"/>
-            <w:r>
-              <w:rPr>
-                <w:sz w:val="17"/>
-              </w:rPr>
-              <w:t xml:space="preserve"> </w:t>
-            </w:r>
-            <w:proofErr w:type="spellStart"/>
-            <w:r>
-              <w:rPr>
-                <w:rFonts w:ascii="Consolas" w:hAnsi="Consolas"/>
-                <w:color w:val="475569"/>
-                <w:sz w:val="16"/>
-              </w:rPr>
-              <w:t>selectedScanSessionId</w:t>
-            </w:r>
-            <w:proofErr w:type="spellEnd"/>
-            <w:r>
-              <w:rPr>
-                <w:sz w:val="17"/>
-              </w:rPr>
-              <w:t xml:space="preserve"> </w:t>
-            </w:r>
-            <w:proofErr w:type="spellStart"/>
-            <w:r>
-              <w:rPr>
-                <w:sz w:val="17"/>
-              </w:rPr>
-              <w:t>恢复当前会话；若会话不存在，提示重新选择</w:t>
-            </w:r>
-            <w:proofErr w:type="spellEnd"/>
+                <w:lang w:eastAsia="zh-CN"/>
+              </w:rPr>
+              <w:t>删除后扫描计划和后端会话序列一致，序列顺序重新可读</w:t>
+            </w:r>
           </w:p>
         </w:tc>
       </w:tr>
@@ -6022,7 +5581,7 @@
                 <w:color w:val="1F4D78"/>
                 <w:sz w:val="16"/>
               </w:rPr>
-              <w:t>REG-SESSION-005</w:t>
+              <w:t>REG-SESSION-006</w:t>
             </w:r>
           </w:p>
         </w:tc>
@@ -6059,7 +5618,7 @@
                 <w:b/>
                 <w:sz w:val="17"/>
               </w:rPr>
-              <w:t>删除会话序列</w:t>
+              <w:t>复制会话序列</w:t>
             </w:r>
           </w:p>
         </w:tc>
@@ -6088,22 +5647,17 @@
                 <w:sz w:val="17"/>
                 <w:lang w:eastAsia="zh-CN"/>
               </w:rPr>
-              <w:t>在协议</w:t>
-            </w:r>
-            <w:r>
-              <w:rPr>
-                <w:sz w:val="17"/>
-                <w:lang w:eastAsia="zh-CN"/>
-              </w:rPr>
-              <w:t>/</w:t>
-            </w:r>
-            <w:r>
-              <w:rPr>
-                <w:sz w:val="17"/>
-                <w:lang w:eastAsia="zh-CN"/>
-              </w:rPr>
-              <w:t>确认页删除一个非当前执行序列</w:t>
-            </w:r>
+              <w:t>复制一个常规螺旋</w:t>
+            </w:r>
+            <w:proofErr w:type="gramStart"/>
+            <w:r>
+              <w:rPr>
+                <w:sz w:val="17"/>
+                <w:lang w:eastAsia="zh-CN"/>
+              </w:rPr>
+              <w:t>或轴扫序列</w:t>
+            </w:r>
+            <w:proofErr w:type="gramEnd"/>
           </w:p>
           <w:p>
             <w:pPr>
@@ -6126,7 +5680,7 @@
                 <w:sz w:val="17"/>
                 <w:lang w:eastAsia="zh-CN"/>
               </w:rPr>
-              <w:t>删除后扫描计划和后端会话序列一致，序列顺序重新可读</w:t>
+              <w:t>新序列生成独立参数副本，修改其中一个不影响另一个</w:t>
             </w:r>
           </w:p>
         </w:tc>
@@ -6150,7 +5704,8 @@
                 <w:color w:val="1F4D78"/>
                 <w:sz w:val="16"/>
               </w:rPr>
-              <w:t>REG-SESSION-006</w:t>
+              <w:lastRenderedPageBreak/>
+              <w:t>REG-SESSION-007</w:t>
             </w:r>
           </w:p>
         </w:tc>
@@ -6187,7 +5742,7 @@
                 <w:b/>
                 <w:sz w:val="17"/>
               </w:rPr>
-              <w:t>复制会话序列</w:t>
+              <w:t>取消检查</w:t>
             </w:r>
           </w:p>
         </w:tc>
@@ -6216,130 +5771,22 @@
                 <w:sz w:val="17"/>
                 <w:lang w:eastAsia="zh-CN"/>
               </w:rPr>
-              <w:t>复制一个常规螺旋</w:t>
-            </w:r>
-            <w:proofErr w:type="gramStart"/>
-            <w:r>
-              <w:rPr>
-                <w:sz w:val="17"/>
-                <w:lang w:eastAsia="zh-CN"/>
-              </w:rPr>
-              <w:t>或轴扫序列</w:t>
-            </w:r>
-            <w:proofErr w:type="gramEnd"/>
-          </w:p>
-          <w:p>
-            <w:pPr>
-              <w:spacing w:after="0"/>
-              <w:rPr>
-                <w:lang w:eastAsia="zh-CN"/>
-              </w:rPr>
-            </w:pPr>
-            <w:r>
-              <w:rPr>
-                <w:b/>
-                <w:color w:val="64748B"/>
-                <w:sz w:val="17"/>
-                <w:lang w:eastAsia="zh-CN"/>
-              </w:rPr>
-              <w:t>预期：</w:t>
-            </w:r>
-            <w:r>
-              <w:rPr>
-                <w:sz w:val="17"/>
-                <w:lang w:eastAsia="zh-CN"/>
-              </w:rPr>
-              <w:t>新序列生成独立参数副本，修改其中一个不影响另一个</w:t>
-            </w:r>
-          </w:p>
-        </w:tc>
-      </w:tr>
-      <w:tr>
-        <w:trPr>
-          <w:cantSplit/>
-        </w:trPr>
-        <w:tc>
-          <w:tcPr>
-            <w:tcW w:w="1420" w:type="dxa"/>
-          </w:tcPr>
-          <w:p>
-            <w:pPr>
-              <w:spacing w:after="0"/>
-              <w:jc w:val="center"/>
-            </w:pPr>
-            <w:r>
-              <w:rPr>
-                <w:b/>
-                <w:color w:val="1F4D78"/>
-                <w:sz w:val="16"/>
-              </w:rPr>
-              <w:t>REG-SESSION-007</w:t>
-            </w:r>
-          </w:p>
-        </w:tc>
-        <w:tc>
-          <w:tcPr>
-            <w:tcW w:w="850" w:type="dxa"/>
-            <w:shd w:val="clear" w:color="auto" w:fill="FEF3C7"/>
-          </w:tcPr>
-          <w:p>
-            <w:pPr>
-              <w:spacing w:after="0"/>
-              <w:jc w:val="center"/>
-            </w:pPr>
-            <w:r>
-              <w:rPr>
-                <w:b/>
-                <w:color w:val="92400E"/>
-                <w:sz w:val="17"/>
-              </w:rPr>
-              <w:t>P1</w:t>
-            </w:r>
-          </w:p>
-        </w:tc>
-        <w:tc>
-          <w:tcPr>
-            <w:tcW w:w="2100" w:type="dxa"/>
-          </w:tcPr>
-          <w:p>
-            <w:pPr>
-              <w:spacing w:after="0"/>
-            </w:pPr>
-            <w:r>
-              <w:rPr>
-                <w:b/>
-                <w:sz w:val="17"/>
-              </w:rPr>
-              <w:t>取消检查</w:t>
-            </w:r>
-          </w:p>
-        </w:tc>
-        <w:tc>
-          <w:tcPr>
-            <w:tcW w:w="4990" w:type="dxa"/>
-          </w:tcPr>
-          <w:p>
-            <w:pPr>
-              <w:spacing w:after="40"/>
-              <w:rPr>
-                <w:lang w:eastAsia="zh-CN"/>
-              </w:rPr>
-            </w:pPr>
-            <w:r>
-              <w:rPr>
-                <w:b/>
-                <w:color w:val="64748B"/>
-                <w:sz w:val="17"/>
-                <w:lang w:eastAsia="zh-CN"/>
-              </w:rPr>
-              <w:t>步骤：</w:t>
-            </w:r>
-            <w:r>
-              <w:rPr>
-                <w:sz w:val="17"/>
-                <w:lang w:eastAsia="zh-CN"/>
-              </w:rPr>
-              <w:t>在任意确认页选择取消检查并确认</w:t>
+              <w:t>在任意确认页选择</w:t>
+            </w:r>
+            <w:r>
+              <w:rPr>
+                <w:rFonts w:hint="eastAsia"/>
+                <w:sz w:val="17"/>
+                <w:lang w:eastAsia="zh-CN"/>
+              </w:rPr>
+              <w:t>终止</w:t>
+            </w:r>
+            <w:r>
+              <w:rPr>
+                <w:sz w:val="17"/>
+                <w:lang w:eastAsia="zh-CN"/>
+              </w:rPr>
+              <w:t>检查并确认</w:t>
             </w:r>
           </w:p>
           <w:p>
@@ -6406,14 +5853,6 @@
         </w:tc>
       </w:tr>
     </w:tbl>
-    <w:p>
-      <w:pPr>
-        <w:spacing w:after="160"/>
-        <w:rPr>
-          <w:lang w:eastAsia="zh-CN"/>
-        </w:rPr>
-      </w:pPr>
-    </w:p>
     <w:p>
       <w:pPr>
         <w:pStyle w:val="21"/>
@@ -6626,6 +6065,7 @@
             <w:pPr>
               <w:spacing w:after="40"/>
               <w:rPr>
+                <w:rFonts w:hint="eastAsia"/>
                 <w:lang w:eastAsia="zh-CN"/>
               </w:rPr>
             </w:pPr>
@@ -6654,12 +6094,12 @@
             </w:r>
             <w:r>
               <w:rPr>
-                <w:rFonts w:ascii="Consolas" w:hAnsi="Consolas"/>
+                <w:rFonts w:ascii="Consolas" w:hAnsi="Consolas" w:hint="eastAsia"/>
                 <w:color w:val="475569"/>
                 <w:sz w:val="16"/>
                 <w:lang w:eastAsia="zh-CN"/>
               </w:rPr>
-              <w:t>/scout-scan</w:t>
+              <w:t>定位像准备界面</w:t>
             </w:r>
           </w:p>
           <w:p>
@@ -6846,7 +6286,7 @@
                 <w:sz w:val="17"/>
                 <w:lang w:eastAsia="zh-CN"/>
               </w:rPr>
-              <w:t>参数在原型允许范围内；明显非法值应被限制或提示</w:t>
+              <w:t>参数在允许范围内；明显非法值应被限制或提示</w:t>
             </w:r>
           </w:p>
         </w:tc>
@@ -6870,7 +6310,6 @@
                 <w:color w:val="1F4D78"/>
                 <w:sz w:val="16"/>
               </w:rPr>
-              <w:lastRenderedPageBreak/>
               <w:t>REG-SCOUT-003</w:t>
             </w:r>
           </w:p>
@@ -7224,6 +6663,7 @@
             <w:pPr>
               <w:spacing w:after="40"/>
               <w:rPr>
+                <w:sz w:val="17"/>
                 <w:lang w:eastAsia="zh-CN"/>
               </w:rPr>
             </w:pPr>
@@ -7241,12 +6681,12 @@
                 <w:sz w:val="17"/>
                 <w:lang w:eastAsia="zh-CN"/>
               </w:rPr>
-              <w:t>定位像完成后等待自动跳转或点击下一步</w:t>
-            </w:r>
-          </w:p>
-          <w:p>
-            <w:pPr>
-              <w:spacing w:after="0"/>
+              <w:t>定位像完成后等待自动跳转</w:t>
+            </w:r>
+          </w:p>
+          <w:p>
+            <w:pPr>
+              <w:spacing w:after="40"/>
             </w:pPr>
             <w:proofErr w:type="spellStart"/>
             <w:r>
@@ -7664,162 +7104,6 @@
                 <w:lang w:eastAsia="zh-CN"/>
               </w:rPr>
               <w:t>进入常规扫描确认</w:t>
-            </w:r>
-          </w:p>
-        </w:tc>
-      </w:tr>
-      <w:tr>
-        <w:trPr>
-          <w:cantSplit/>
-        </w:trPr>
-        <w:tc>
-          <w:tcPr>
-            <w:tcW w:w="1420" w:type="dxa"/>
-          </w:tcPr>
-          <w:p>
-            <w:pPr>
-              <w:spacing w:after="0"/>
-              <w:jc w:val="center"/>
-            </w:pPr>
-            <w:r>
-              <w:rPr>
-                <w:b/>
-                <w:color w:val="1F4D78"/>
-                <w:sz w:val="16"/>
-              </w:rPr>
-              <w:t>REG-SCOUT-008</w:t>
-            </w:r>
-          </w:p>
-        </w:tc>
-        <w:tc>
-          <w:tcPr>
-            <w:tcW w:w="850" w:type="dxa"/>
-            <w:shd w:val="clear" w:color="auto" w:fill="E5E7EB"/>
-          </w:tcPr>
-          <w:p>
-            <w:pPr>
-              <w:spacing w:after="0"/>
-              <w:jc w:val="center"/>
-            </w:pPr>
-            <w:r>
-              <w:rPr>
-                <w:b/>
-                <w:color w:val="374151"/>
-                <w:sz w:val="17"/>
-              </w:rPr>
-              <w:t>P2</w:t>
-            </w:r>
-          </w:p>
-        </w:tc>
-        <w:tc>
-          <w:tcPr>
-            <w:tcW w:w="2100" w:type="dxa"/>
-          </w:tcPr>
-          <w:p>
-            <w:pPr>
-              <w:spacing w:after="0"/>
-            </w:pPr>
-            <w:r>
-              <w:rPr>
-                <w:b/>
-                <w:sz w:val="17"/>
-              </w:rPr>
-              <w:t>定位像页面刷新</w:t>
-            </w:r>
-          </w:p>
-        </w:tc>
-        <w:tc>
-          <w:tcPr>
-            <w:tcW w:w="4990" w:type="dxa"/>
-          </w:tcPr>
-          <w:p>
-            <w:pPr>
-              <w:spacing w:after="40"/>
-            </w:pPr>
-            <w:r>
-              <w:rPr>
-                <w:b/>
-                <w:color w:val="64748B"/>
-                <w:sz w:val="17"/>
-              </w:rPr>
-              <w:t>步骤：</w:t>
-            </w:r>
-            <w:r>
-              <w:rPr>
-                <w:sz w:val="17"/>
-              </w:rPr>
-              <w:t>在</w:t>
-            </w:r>
-            <w:r>
-              <w:rPr>
-                <w:sz w:val="17"/>
-              </w:rPr>
-              <w:t xml:space="preserve"> </w:t>
-            </w:r>
-            <w:r>
-              <w:rPr>
-                <w:rFonts w:ascii="Consolas" w:hAnsi="Consolas"/>
-                <w:color w:val="475569"/>
-                <w:sz w:val="16"/>
-              </w:rPr>
-              <w:t>/scout-scan</w:t>
-            </w:r>
-            <w:r>
-              <w:rPr>
-                <w:sz w:val="17"/>
-              </w:rPr>
-              <w:t xml:space="preserve"> </w:t>
-            </w:r>
-            <w:r>
-              <w:rPr>
-                <w:sz w:val="17"/>
-              </w:rPr>
-              <w:t>或</w:t>
-            </w:r>
-            <w:r>
-              <w:rPr>
-                <w:sz w:val="17"/>
-              </w:rPr>
-              <w:t xml:space="preserve"> </w:t>
-            </w:r>
-            <w:r>
-              <w:rPr>
-                <w:rFonts w:ascii="Consolas" w:hAnsi="Consolas"/>
-                <w:color w:val="475569"/>
-                <w:sz w:val="16"/>
-              </w:rPr>
-              <w:t>/scout-execute</w:t>
-            </w:r>
-            <w:r>
-              <w:rPr>
-                <w:sz w:val="17"/>
-              </w:rPr>
-              <w:t xml:space="preserve"> </w:t>
-            </w:r>
-            <w:r>
-              <w:rPr>
-                <w:sz w:val="17"/>
-              </w:rPr>
-              <w:t>刷新</w:t>
-            </w:r>
-          </w:p>
-          <w:p>
-            <w:pPr>
-              <w:spacing w:after="0"/>
-            </w:pPr>
-            <w:r>
-              <w:rPr>
-                <w:b/>
-                <w:color w:val="64748B"/>
-                <w:sz w:val="17"/>
-              </w:rPr>
-              <w:t>预期：</w:t>
-            </w:r>
-            <w:r>
-              <w:rPr>
-                <w:sz w:val="17"/>
-              </w:rPr>
-              <w:t>页面恢复或回到可继续的确认状态，不出现空会话白屏</w:t>
             </w:r>
           </w:p>
         </w:tc>
@@ -7835,6 +7119,7 @@
         <w:pStyle w:val="21"/>
       </w:pPr>
       <w:r>
+        <w:lastRenderedPageBreak/>
         <w:t xml:space="preserve">5.5 </w:t>
       </w:r>
       <w:r>
@@ -8335,7 +7620,6 @@
                 <w:color w:val="1F4D78"/>
                 <w:sz w:val="16"/>
               </w:rPr>
-              <w:lastRenderedPageBreak/>
               <w:t>REG-HEL-003</w:t>
             </w:r>
           </w:p>
@@ -9078,7 +8362,22 @@
                 <w:sz w:val="17"/>
                 <w:lang w:eastAsia="zh-CN"/>
               </w:rPr>
-              <w:t>螺旋执行前或执行确认阶段点击取消检查</w:t>
+              <w:t>螺旋执行前或执行确认阶段点击</w:t>
+            </w:r>
+            <w:r>
+              <w:rPr>
+                <w:rFonts w:hint="eastAsia"/>
+                <w:sz w:val="17"/>
+                <w:lang w:eastAsia="zh-CN"/>
+              </w:rPr>
+              <w:t>中止</w:t>
+            </w:r>
+            <w:r>
+              <w:rPr>
+                <w:sz w:val="17"/>
+                <w:lang w:eastAsia="zh-CN"/>
+              </w:rPr>
+              <w:t>检查</w:t>
             </w:r>
           </w:p>
           <w:p>
@@ -9470,6 +8769,7 @@
             <w:pPr>
               <w:spacing w:after="40"/>
             </w:pPr>
+            <w:proofErr w:type="spellStart"/>
             <w:r>
               <w:rPr>
                 <w:b/>
@@ -9482,34 +8782,40 @@
               <w:rPr>
                 <w:sz w:val="17"/>
               </w:rPr>
-              <w:t>创建包含</w:t>
-            </w:r>
-            <w:r>
-              <w:rPr>
-                <w:sz w:val="17"/>
-              </w:rPr>
-              <w:t xml:space="preserve"> </w:t>
-            </w:r>
-            <w:r>
-              <w:rPr>
-                <w:rFonts w:ascii="Consolas" w:hAnsi="Consolas"/>
+              <w:t>创建</w:t>
+            </w:r>
+            <w:proofErr w:type="gramStart"/>
+            <w:r>
+              <w:rPr>
+                <w:sz w:val="17"/>
+              </w:rPr>
+              <w:t>包含</w:t>
+            </w:r>
+            <w:proofErr w:type="spellEnd"/>
+            <w:r>
+              <w:rPr>
+                <w:rFonts w:ascii="Consolas" w:hAnsi="Consolas" w:hint="eastAsia"/>
                 <w:color w:val="475569"/>
                 <w:sz w:val="16"/>
-              </w:rPr>
-              <w:t>series_type=axial</w:t>
-            </w:r>
+                <w:lang w:eastAsia="zh-CN"/>
+              </w:rPr>
+              <w:t>轴扫</w:t>
+            </w:r>
+            <w:proofErr w:type="gramEnd"/>
             <w:r>
               <w:rPr>
                 <w:sz w:val="17"/>
               </w:rPr>
               <w:t xml:space="preserve"> </w:t>
             </w:r>
+            <w:proofErr w:type="spellStart"/>
             <w:r>
               <w:rPr>
                 <w:sz w:val="17"/>
               </w:rPr>
               <w:t>的常规会话</w:t>
             </w:r>
+            <w:proofErr w:type="spellEnd"/>
           </w:p>
           <w:p>
             <w:pPr>
@@ -10058,30 +9364,7 @@
                 <w:sz w:val="17"/>
                 <w:lang w:eastAsia="zh-CN"/>
               </w:rPr>
-              <w:t>若当前</w:t>
-            </w:r>
-            <w:r>
-              <w:rPr>
-                <w:sz w:val="17"/>
-                <w:lang w:eastAsia="zh-CN"/>
-              </w:rPr>
-              <w:t xml:space="preserve"> UI </w:t>
-            </w:r>
-            <w:proofErr w:type="gramStart"/>
-            <w:r>
-              <w:rPr>
-                <w:sz w:val="17"/>
-                <w:lang w:eastAsia="zh-CN"/>
-              </w:rPr>
-              <w:t>支持轴扫执行</w:t>
-            </w:r>
-            <w:proofErr w:type="gramEnd"/>
-            <w:r>
-              <w:rPr>
-                <w:sz w:val="17"/>
-                <w:lang w:eastAsia="zh-CN"/>
-              </w:rPr>
-              <w:t>，完成执行流程</w:t>
+              <w:t>完成执行流程</w:t>
             </w:r>
           </w:p>
           <w:p>
@@ -10105,36 +9388,35 @@
                 <w:sz w:val="17"/>
                 <w:lang w:eastAsia="zh-CN"/>
               </w:rPr>
-              <w:t>执行状态可完成，图像查看可进入；若未支持，应给出明确</w:t>
-            </w:r>
-            <w:proofErr w:type="gramStart"/>
-            <w:r>
-              <w:rPr>
-                <w:sz w:val="17"/>
-                <w:lang w:eastAsia="zh-CN"/>
-              </w:rPr>
-              <w:t>不</w:t>
-            </w:r>
-            <w:proofErr w:type="gramEnd"/>
-            <w:r>
-              <w:rPr>
-                <w:sz w:val="17"/>
-                <w:lang w:eastAsia="zh-CN"/>
-              </w:rPr>
-              <w:t>可用提示</w:t>
+              <w:t>执行状态可完成，</w:t>
+            </w:r>
+            <w:r>
+              <w:rPr>
+                <w:rFonts w:hint="eastAsia"/>
+                <w:sz w:val="17"/>
+                <w:lang w:eastAsia="zh-CN"/>
+              </w:rPr>
+              <w:t>扫描完成后，自动进入</w:t>
+            </w:r>
+            <w:r>
+              <w:rPr>
+                <w:sz w:val="17"/>
+                <w:lang w:eastAsia="zh-CN"/>
+              </w:rPr>
+              <w:t>图像查看</w:t>
+            </w:r>
+            <w:r>
+              <w:rPr>
+                <w:rFonts w:hint="eastAsia"/>
+                <w:sz w:val="17"/>
+                <w:lang w:eastAsia="zh-CN"/>
+              </w:rPr>
+              <w:t>界面；</w:t>
             </w:r>
           </w:p>
         </w:tc>
       </w:tr>
     </w:tbl>
-    <w:p>
-      <w:pPr>
-        <w:spacing w:after="160"/>
-        <w:rPr>
-          <w:lang w:eastAsia="zh-CN"/>
-        </w:rPr>
-      </w:pPr>
-    </w:p>
     <w:p>
       <w:pPr>
         <w:pStyle w:val="21"/>
@@ -10815,6 +10097,7 @@
             <w:pPr>
               <w:spacing w:after="0"/>
             </w:pPr>
+            <w:proofErr w:type="spellStart"/>
             <w:r>
               <w:rPr>
                 <w:b/>
@@ -10827,19 +10110,46 @@
               <w:rPr>
                 <w:sz w:val="17"/>
               </w:rPr>
-              <w:t>图像查看页能加载当前</w:t>
-            </w:r>
-            <w:r>
-              <w:rPr>
-                <w:sz w:val="17"/>
-              </w:rPr>
-              <w:t xml:space="preserve"> demo </w:t>
-            </w:r>
-            <w:r>
-              <w:rPr>
-                <w:sz w:val="17"/>
-              </w:rPr>
-              <w:t>数据或显示明确空态</w:t>
+              <w:t>图像</w:t>
+            </w:r>
+            <w:proofErr w:type="gramStart"/>
+            <w:r>
+              <w:rPr>
+                <w:sz w:val="17"/>
+              </w:rPr>
+              <w:t>查看页能加载</w:t>
+            </w:r>
+            <w:proofErr w:type="gramEnd"/>
+            <w:r>
+              <w:rPr>
+                <w:sz w:val="17"/>
+              </w:rPr>
+              <w:t>当前</w:t>
+            </w:r>
+            <w:proofErr w:type="spellEnd"/>
+            <w:r>
+              <w:rPr>
+                <w:rFonts w:hint="eastAsia"/>
+                <w:sz w:val="17"/>
+                <w:lang w:eastAsia="zh-CN"/>
+              </w:rPr>
+              <w:t>患者</w:t>
+            </w:r>
+            <w:proofErr w:type="spellStart"/>
+            <w:r>
+              <w:rPr>
+                <w:sz w:val="17"/>
+              </w:rPr>
+              <w:t>数据或显示明确</w:t>
+            </w:r>
+            <w:proofErr w:type="spellEnd"/>
+            <w:r>
+              <w:rPr>
+                <w:rFonts w:hint="eastAsia"/>
+                <w:sz w:val="17"/>
+                <w:lang w:eastAsia="zh-CN"/>
+              </w:rPr>
+              <w:t>状态（重建中等）</w:t>
             </w:r>
           </w:p>
         </w:tc>
@@ -11971,6 +11281,7 @@
             <w:pPr>
               <w:spacing w:after="40"/>
             </w:pPr>
+            <w:proofErr w:type="spellStart"/>
             <w:r>
               <w:rPr>
                 <w:b/>
@@ -11983,31 +11294,16 @@
               <w:rPr>
                 <w:sz w:val="17"/>
               </w:rPr>
-              <w:t>设置阈值动作为</w:t>
-            </w:r>
-            <w:r>
-              <w:rPr>
-                <w:sz w:val="17"/>
-              </w:rPr>
-              <w:t xml:space="preserve"> warn </w:t>
-            </w:r>
-            <w:r>
-              <w:rPr>
-                <w:sz w:val="17"/>
-              </w:rPr>
-              <w:t>或</w:t>
-            </w:r>
-            <w:r>
-              <w:rPr>
-                <w:sz w:val="17"/>
-              </w:rPr>
-              <w:t xml:space="preserve"> require_confirm </w:t>
-            </w:r>
-            <w:r>
-              <w:rPr>
-                <w:sz w:val="17"/>
-              </w:rPr>
-              <w:t>后执行</w:t>
+              <w:t>设置</w:t>
+            </w:r>
+            <w:proofErr w:type="spellEnd"/>
+            <w:r>
+              <w:rPr>
+                <w:rFonts w:hint="eastAsia"/>
+                <w:sz w:val="17"/>
+                <w:lang w:eastAsia="zh-CN"/>
+              </w:rPr>
+              <w:t>较高的电压电流，使的扫描阈值超过参考阈值</w:t>
             </w:r>
           </w:p>
           <w:p>
@@ -12099,6 +11395,7 @@
             <w:pPr>
               <w:spacing w:after="40"/>
               <w:rPr>
+                <w:sz w:val="17"/>
                 <w:lang w:eastAsia="zh-CN"/>
               </w:rPr>
             </w:pPr>
@@ -12116,12 +11413,12 @@
                 <w:sz w:val="17"/>
                 <w:lang w:eastAsia="zh-CN"/>
               </w:rPr>
-              <w:t>完成常规扫描后查看剂量日志接口或页面</w:t>
-            </w:r>
-          </w:p>
-          <w:p>
-            <w:pPr>
-              <w:spacing w:after="0"/>
+              <w:t>完成常规扫描后查看剂量日志</w:t>
+            </w:r>
+          </w:p>
+          <w:p>
+            <w:pPr>
+              <w:spacing w:after="40"/>
               <w:rPr>
                 <w:lang w:eastAsia="zh-CN"/>
               </w:rPr>
@@ -12218,2224 +11515,6 @@
         </w:tc>
       </w:tr>
     </w:tbl>
-    <w:p>
-      <w:pPr>
-        <w:spacing w:after="160"/>
-        <w:rPr>
-          <w:lang w:eastAsia="zh-CN"/>
-        </w:rPr>
-      </w:pPr>
-    </w:p>
-    <w:p>
-      <w:pPr>
-        <w:pStyle w:val="21"/>
-      </w:pPr>
-      <w:r>
-        <w:t xml:space="preserve">5.9 </w:t>
-      </w:r>
-      <w:proofErr w:type="spellStart"/>
-      <w:r>
-        <w:t>接口与数据一致性</w:t>
-      </w:r>
-      <w:proofErr w:type="spellEnd"/>
-    </w:p>
-    <w:tbl>
-      <w:tblPr>
-        <w:tblW w:w="9360" w:type="dxa"/>
-        <w:tblInd w:w="120" w:type="dxa"/>
-        <w:tblBorders>
-          <w:top w:val="single" w:sz="6" w:space="0" w:color="CBD5E1"/>
-          <w:left w:val="single" w:sz="6" w:space="0" w:color="CBD5E1"/>
-          <w:bottom w:val="single" w:sz="6" w:space="0" w:color="CBD5E1"/>
-          <w:right w:val="single" w:sz="6" w:space="0" w:color="CBD5E1"/>
-          <w:insideH w:val="single" w:sz="6" w:space="0" w:color="CBD5E1"/>
-          <w:insideV w:val="single" w:sz="6" w:space="0" w:color="CBD5E1"/>
-        </w:tblBorders>
-        <w:tblLayout w:type="fixed"/>
-        <w:tblCellMar>
-          <w:top w:w="90" w:type="dxa"/>
-          <w:left w:w="120" w:type="dxa"/>
-          <w:bottom w:w="90" w:type="dxa"/>
-          <w:right w:w="120" w:type="dxa"/>
-        </w:tblCellMar>
-        <w:tblLook w:val="04A0" w:firstRow="1" w:lastRow="0" w:firstColumn="1" w:lastColumn="0" w:noHBand="0" w:noVBand="1"/>
-      </w:tblPr>
-      <w:tblGrid>
-        <w:gridCol w:w="1420"/>
-        <w:gridCol w:w="850"/>
-        <w:gridCol w:w="2100"/>
-        <w:gridCol w:w="4990"/>
-      </w:tblGrid>
-      <w:tr>
-        <w:trPr>
-          <w:cantSplit/>
-          <w:tblHeader/>
-        </w:trPr>
-        <w:tc>
-          <w:tcPr>
-            <w:tcW w:w="1420" w:type="dxa"/>
-            <w:shd w:val="clear" w:color="auto" w:fill="E8EEF5"/>
-            <w:vAlign w:val="center"/>
-          </w:tcPr>
-          <w:p>
-            <w:pPr>
-              <w:spacing w:after="0"/>
-              <w:jc w:val="center"/>
-            </w:pPr>
-            <w:r>
-              <w:rPr>
-                <w:b/>
-                <w:color w:val="0B2545"/>
-                <w:sz w:val="18"/>
-              </w:rPr>
-              <w:t>ID</w:t>
-            </w:r>
-          </w:p>
-        </w:tc>
-        <w:tc>
-          <w:tcPr>
-            <w:tcW w:w="850" w:type="dxa"/>
-            <w:shd w:val="clear" w:color="auto" w:fill="E8EEF5"/>
-            <w:vAlign w:val="center"/>
-          </w:tcPr>
-          <w:p>
-            <w:pPr>
-              <w:spacing w:after="0"/>
-              <w:jc w:val="center"/>
-            </w:pPr>
-            <w:r>
-              <w:rPr>
-                <w:b/>
-                <w:color w:val="0B2545"/>
-                <w:sz w:val="18"/>
-              </w:rPr>
-              <w:t>优先级</w:t>
-            </w:r>
-          </w:p>
-        </w:tc>
-        <w:tc>
-          <w:tcPr>
-            <w:tcW w:w="2100" w:type="dxa"/>
-            <w:shd w:val="clear" w:color="auto" w:fill="E8EEF5"/>
-            <w:vAlign w:val="center"/>
-          </w:tcPr>
-          <w:p>
-            <w:pPr>
-              <w:spacing w:after="0"/>
-            </w:pPr>
-            <w:r>
-              <w:rPr>
-                <w:b/>
-                <w:color w:val="0B2545"/>
-                <w:sz w:val="18"/>
-              </w:rPr>
-              <w:t>用例名称</w:t>
-            </w:r>
-          </w:p>
-        </w:tc>
-        <w:tc>
-          <w:tcPr>
-            <w:tcW w:w="4990" w:type="dxa"/>
-            <w:shd w:val="clear" w:color="auto" w:fill="E8EEF5"/>
-            <w:vAlign w:val="center"/>
-          </w:tcPr>
-          <w:p>
-            <w:pPr>
-              <w:spacing w:after="0"/>
-            </w:pPr>
-            <w:r>
-              <w:rPr>
-                <w:b/>
-                <w:color w:val="0B2545"/>
-                <w:sz w:val="18"/>
-              </w:rPr>
-              <w:t>操作步骤</w:t>
-            </w:r>
-            <w:r>
-              <w:rPr>
-                <w:b/>
-                <w:color w:val="0B2545"/>
-                <w:sz w:val="18"/>
-              </w:rPr>
-              <w:t xml:space="preserve"> / </w:t>
-            </w:r>
-            <w:r>
-              <w:rPr>
-                <w:b/>
-                <w:color w:val="0B2545"/>
-                <w:sz w:val="18"/>
-              </w:rPr>
-              <w:t>预期结果</w:t>
-            </w:r>
-          </w:p>
-        </w:tc>
-      </w:tr>
-      <w:tr>
-        <w:trPr>
-          <w:cantSplit/>
-        </w:trPr>
-        <w:tc>
-          <w:tcPr>
-            <w:tcW w:w="1420" w:type="dxa"/>
-          </w:tcPr>
-          <w:p>
-            <w:pPr>
-              <w:spacing w:after="0"/>
-              <w:jc w:val="center"/>
-            </w:pPr>
-            <w:r>
-              <w:rPr>
-                <w:b/>
-                <w:color w:val="1F4D78"/>
-                <w:sz w:val="16"/>
-              </w:rPr>
-              <w:t>REG-API-001</w:t>
-            </w:r>
-          </w:p>
-        </w:tc>
-        <w:tc>
-          <w:tcPr>
-            <w:tcW w:w="850" w:type="dxa"/>
-            <w:shd w:val="clear" w:color="auto" w:fill="FEE2E2"/>
-          </w:tcPr>
-          <w:p>
-            <w:pPr>
-              <w:spacing w:after="0"/>
-              <w:jc w:val="center"/>
-            </w:pPr>
-            <w:r>
-              <w:rPr>
-                <w:b/>
-                <w:color w:val="991B1B"/>
-                <w:sz w:val="17"/>
-              </w:rPr>
-              <w:t>P0</w:t>
-            </w:r>
-          </w:p>
-        </w:tc>
-        <w:tc>
-          <w:tcPr>
-            <w:tcW w:w="2100" w:type="dxa"/>
-          </w:tcPr>
-          <w:p>
-            <w:pPr>
-              <w:spacing w:after="0"/>
-            </w:pPr>
-            <w:r>
-              <w:rPr>
-                <w:b/>
-                <w:sz w:val="17"/>
-              </w:rPr>
-              <w:t>健康检查</w:t>
-            </w:r>
-          </w:p>
-        </w:tc>
-        <w:tc>
-          <w:tcPr>
-            <w:tcW w:w="4990" w:type="dxa"/>
-          </w:tcPr>
-          <w:p>
-            <w:pPr>
-              <w:spacing w:after="40"/>
-              <w:rPr>
-                <w:lang w:eastAsia="zh-CN"/>
-              </w:rPr>
-            </w:pPr>
-            <w:r>
-              <w:rPr>
-                <w:b/>
-                <w:color w:val="64748B"/>
-                <w:sz w:val="17"/>
-                <w:lang w:eastAsia="zh-CN"/>
-              </w:rPr>
-              <w:t>步骤：</w:t>
-            </w:r>
-            <w:r>
-              <w:rPr>
-                <w:sz w:val="17"/>
-                <w:lang w:eastAsia="zh-CN"/>
-              </w:rPr>
-              <w:t>请求</w:t>
-            </w:r>
-            <w:r>
-              <w:rPr>
-                <w:sz w:val="17"/>
-                <w:lang w:eastAsia="zh-CN"/>
-              </w:rPr>
-              <w:t xml:space="preserve"> </w:t>
-            </w:r>
-            <w:r>
-              <w:rPr>
-                <w:rFonts w:ascii="Consolas" w:hAnsi="Consolas"/>
-                <w:color w:val="475569"/>
-                <w:sz w:val="16"/>
-                <w:lang w:eastAsia="zh-CN"/>
-              </w:rPr>
-              <w:t>GET /</w:t>
-            </w:r>
-          </w:p>
-          <w:p>
-            <w:pPr>
-              <w:spacing w:after="0"/>
-              <w:rPr>
-                <w:lang w:eastAsia="zh-CN"/>
-              </w:rPr>
-            </w:pPr>
-            <w:r>
-              <w:rPr>
-                <w:b/>
-                <w:color w:val="64748B"/>
-                <w:sz w:val="17"/>
-                <w:lang w:eastAsia="zh-CN"/>
-              </w:rPr>
-              <w:t>预期：</w:t>
-            </w:r>
-            <w:r>
-              <w:rPr>
-                <w:sz w:val="17"/>
-                <w:lang w:eastAsia="zh-CN"/>
-              </w:rPr>
-              <w:t>返回服务可用</w:t>
-            </w:r>
-          </w:p>
-        </w:tc>
-      </w:tr>
-      <w:tr>
-        <w:trPr>
-          <w:cantSplit/>
-        </w:trPr>
-        <w:tc>
-          <w:tcPr>
-            <w:tcW w:w="1420" w:type="dxa"/>
-          </w:tcPr>
-          <w:p>
-            <w:pPr>
-              <w:spacing w:after="0"/>
-              <w:jc w:val="center"/>
-            </w:pPr>
-            <w:r>
-              <w:rPr>
-                <w:b/>
-                <w:color w:val="1F4D78"/>
-                <w:sz w:val="16"/>
-              </w:rPr>
-              <w:lastRenderedPageBreak/>
-              <w:t>REG-API-002</w:t>
-            </w:r>
-          </w:p>
-        </w:tc>
-        <w:tc>
-          <w:tcPr>
-            <w:tcW w:w="850" w:type="dxa"/>
-            <w:shd w:val="clear" w:color="auto" w:fill="FEE2E2"/>
-          </w:tcPr>
-          <w:p>
-            <w:pPr>
-              <w:spacing w:after="0"/>
-              <w:jc w:val="center"/>
-            </w:pPr>
-            <w:r>
-              <w:rPr>
-                <w:b/>
-                <w:color w:val="991B1B"/>
-                <w:sz w:val="17"/>
-              </w:rPr>
-              <w:t>P0</w:t>
-            </w:r>
-          </w:p>
-        </w:tc>
-        <w:tc>
-          <w:tcPr>
-            <w:tcW w:w="2100" w:type="dxa"/>
-          </w:tcPr>
-          <w:p>
-            <w:pPr>
-              <w:spacing w:after="0"/>
-            </w:pPr>
-            <w:r>
-              <w:rPr>
-                <w:b/>
-                <w:sz w:val="17"/>
-              </w:rPr>
-              <w:t>患者查询</w:t>
-            </w:r>
-            <w:r>
-              <w:rPr>
-                <w:b/>
-                <w:sz w:val="17"/>
-              </w:rPr>
-              <w:t>/</w:t>
-            </w:r>
-            <w:r>
-              <w:rPr>
-                <w:b/>
-                <w:sz w:val="17"/>
-              </w:rPr>
-              <w:t>创建</w:t>
-            </w:r>
-          </w:p>
-        </w:tc>
-        <w:tc>
-          <w:tcPr>
-            <w:tcW w:w="4990" w:type="dxa"/>
-          </w:tcPr>
-          <w:p>
-            <w:pPr>
-              <w:spacing w:after="40"/>
-              <w:rPr>
-                <w:lang w:eastAsia="zh-CN"/>
-              </w:rPr>
-            </w:pPr>
-            <w:r>
-              <w:rPr>
-                <w:b/>
-                <w:color w:val="64748B"/>
-                <w:sz w:val="17"/>
-                <w:lang w:eastAsia="zh-CN"/>
-              </w:rPr>
-              <w:t>步骤：</w:t>
-            </w:r>
-            <w:r>
-              <w:rPr>
-                <w:sz w:val="17"/>
-                <w:lang w:eastAsia="zh-CN"/>
-              </w:rPr>
-              <w:t>请求患者</w:t>
-            </w:r>
-            <w:r>
-              <w:rPr>
-                <w:sz w:val="17"/>
-                <w:lang w:eastAsia="zh-CN"/>
-              </w:rPr>
-              <w:t xml:space="preserve"> lookup</w:t>
-            </w:r>
-            <w:r>
-              <w:rPr>
-                <w:sz w:val="17"/>
-                <w:lang w:eastAsia="zh-CN"/>
-              </w:rPr>
-              <w:t>，不存在时创建</w:t>
-            </w:r>
-          </w:p>
-          <w:p>
-            <w:pPr>
-              <w:spacing w:after="0"/>
-              <w:rPr>
-                <w:lang w:eastAsia="zh-CN"/>
-              </w:rPr>
-            </w:pPr>
-            <w:r>
-              <w:rPr>
-                <w:b/>
-                <w:color w:val="64748B"/>
-                <w:sz w:val="17"/>
-                <w:lang w:eastAsia="zh-CN"/>
-              </w:rPr>
-              <w:t>预期：</w:t>
-            </w:r>
-            <w:r>
-              <w:rPr>
-                <w:sz w:val="17"/>
-                <w:lang w:eastAsia="zh-CN"/>
-              </w:rPr>
-              <w:t xml:space="preserve">404 </w:t>
-            </w:r>
-            <w:r>
-              <w:rPr>
-                <w:sz w:val="17"/>
-                <w:lang w:eastAsia="zh-CN"/>
-              </w:rPr>
-              <w:t>时可创建患者，成功后返回后端患者</w:t>
-            </w:r>
-            <w:r>
-              <w:rPr>
-                <w:sz w:val="17"/>
-                <w:lang w:eastAsia="zh-CN"/>
-              </w:rPr>
-              <w:t xml:space="preserve"> ID</w:t>
-            </w:r>
-          </w:p>
-        </w:tc>
-      </w:tr>
-      <w:tr>
-        <w:trPr>
-          <w:cantSplit/>
-        </w:trPr>
-        <w:tc>
-          <w:tcPr>
-            <w:tcW w:w="1420" w:type="dxa"/>
-          </w:tcPr>
-          <w:p>
-            <w:pPr>
-              <w:spacing w:after="0"/>
-              <w:jc w:val="center"/>
-            </w:pPr>
-            <w:r>
-              <w:rPr>
-                <w:b/>
-                <w:color w:val="1F4D78"/>
-                <w:sz w:val="16"/>
-              </w:rPr>
-              <w:t>REG-API-003</w:t>
-            </w:r>
-          </w:p>
-        </w:tc>
-        <w:tc>
-          <w:tcPr>
-            <w:tcW w:w="850" w:type="dxa"/>
-            <w:shd w:val="clear" w:color="auto" w:fill="FEE2E2"/>
-          </w:tcPr>
-          <w:p>
-            <w:pPr>
-              <w:spacing w:after="0"/>
-              <w:jc w:val="center"/>
-            </w:pPr>
-            <w:r>
-              <w:rPr>
-                <w:b/>
-                <w:color w:val="991B1B"/>
-                <w:sz w:val="17"/>
-              </w:rPr>
-              <w:t>P0</w:t>
-            </w:r>
-          </w:p>
-        </w:tc>
-        <w:tc>
-          <w:tcPr>
-            <w:tcW w:w="2100" w:type="dxa"/>
-          </w:tcPr>
-          <w:p>
-            <w:pPr>
-              <w:spacing w:after="0"/>
-            </w:pPr>
-            <w:r>
-              <w:rPr>
-                <w:b/>
-                <w:sz w:val="17"/>
-              </w:rPr>
-              <w:t>创建常规扫描会话</w:t>
-            </w:r>
-          </w:p>
-        </w:tc>
-        <w:tc>
-          <w:tcPr>
-            <w:tcW w:w="4990" w:type="dxa"/>
-          </w:tcPr>
-          <w:p>
-            <w:pPr>
-              <w:spacing w:after="40"/>
-            </w:pPr>
-            <w:r>
-              <w:rPr>
-                <w:b/>
-                <w:color w:val="64748B"/>
-                <w:sz w:val="17"/>
-              </w:rPr>
-              <w:t>步骤：</w:t>
-            </w:r>
-            <w:r>
-              <w:rPr>
-                <w:rFonts w:ascii="Consolas" w:hAnsi="Consolas"/>
-                <w:color w:val="475569"/>
-                <w:sz w:val="16"/>
-              </w:rPr>
-              <w:t>POST /api/scan-sessions/</w:t>
-            </w:r>
-          </w:p>
-          <w:p>
-            <w:pPr>
-              <w:spacing w:after="0"/>
-            </w:pPr>
-            <w:r>
-              <w:rPr>
-                <w:b/>
-                <w:color w:val="64748B"/>
-                <w:sz w:val="17"/>
-              </w:rPr>
-              <w:t>预期：</w:t>
-            </w:r>
-            <w:r>
-              <w:rPr>
-                <w:sz w:val="17"/>
-              </w:rPr>
-              <w:t>返回</w:t>
-            </w:r>
-            <w:r>
-              <w:rPr>
-                <w:sz w:val="17"/>
-              </w:rPr>
-              <w:t xml:space="preserve"> session detail</w:t>
-            </w:r>
-            <w:r>
-              <w:rPr>
-                <w:sz w:val="17"/>
-              </w:rPr>
-              <w:t>，</w:t>
-            </w:r>
-            <w:r>
-              <w:rPr>
-                <w:rFonts w:ascii="Consolas" w:hAnsi="Consolas"/>
-                <w:color w:val="475569"/>
-                <w:sz w:val="16"/>
-              </w:rPr>
-              <w:t>acquisition_type=regular</w:t>
-            </w:r>
-            <w:r>
-              <w:rPr>
-                <w:sz w:val="17"/>
-              </w:rPr>
-              <w:t>，包含序列副本</w:t>
-            </w:r>
-          </w:p>
-        </w:tc>
-      </w:tr>
-      <w:tr>
-        <w:trPr>
-          <w:cantSplit/>
-        </w:trPr>
-        <w:tc>
-          <w:tcPr>
-            <w:tcW w:w="1420" w:type="dxa"/>
-          </w:tcPr>
-          <w:p>
-            <w:pPr>
-              <w:spacing w:after="0"/>
-              <w:jc w:val="center"/>
-            </w:pPr>
-            <w:r>
-              <w:rPr>
-                <w:b/>
-                <w:color w:val="1F4D78"/>
-                <w:sz w:val="16"/>
-              </w:rPr>
-              <w:t>REG-API-004</w:t>
-            </w:r>
-          </w:p>
-        </w:tc>
-        <w:tc>
-          <w:tcPr>
-            <w:tcW w:w="850" w:type="dxa"/>
-            <w:shd w:val="clear" w:color="auto" w:fill="FEE2E2"/>
-          </w:tcPr>
-          <w:p>
-            <w:pPr>
-              <w:spacing w:after="0"/>
-              <w:jc w:val="center"/>
-            </w:pPr>
-            <w:r>
-              <w:rPr>
-                <w:b/>
-                <w:color w:val="991B1B"/>
-                <w:sz w:val="17"/>
-              </w:rPr>
-              <w:t>P0</w:t>
-            </w:r>
-          </w:p>
-        </w:tc>
-        <w:tc>
-          <w:tcPr>
-            <w:tcW w:w="2100" w:type="dxa"/>
-          </w:tcPr>
-          <w:p>
-            <w:pPr>
-              <w:spacing w:after="0"/>
-            </w:pPr>
-            <w:r>
-              <w:rPr>
-                <w:b/>
-                <w:sz w:val="17"/>
-              </w:rPr>
-              <w:t>会话开始</w:t>
-            </w:r>
-          </w:p>
-        </w:tc>
-        <w:tc>
-          <w:tcPr>
-            <w:tcW w:w="4990" w:type="dxa"/>
-          </w:tcPr>
-          <w:p>
-            <w:pPr>
-              <w:spacing w:after="40"/>
-            </w:pPr>
-            <w:r>
-              <w:rPr>
-                <w:b/>
-                <w:color w:val="64748B"/>
-                <w:sz w:val="17"/>
-              </w:rPr>
-              <w:t>步骤：</w:t>
-            </w:r>
-            <w:r>
-              <w:rPr>
-                <w:rFonts w:ascii="Consolas" w:hAnsi="Consolas"/>
-                <w:color w:val="475569"/>
-                <w:sz w:val="16"/>
-              </w:rPr>
-              <w:t>POST /api/scan-sessions/{id}/start</w:t>
-            </w:r>
-          </w:p>
-          <w:p>
-            <w:pPr>
-              <w:spacing w:after="0"/>
-            </w:pPr>
-            <w:r>
-              <w:rPr>
-                <w:b/>
-                <w:color w:val="64748B"/>
-                <w:sz w:val="17"/>
-              </w:rPr>
-              <w:t>预期：</w:t>
-            </w:r>
-            <w:r>
-              <w:rPr>
-                <w:sz w:val="17"/>
-              </w:rPr>
-              <w:t>状态变为</w:t>
-            </w:r>
-            <w:r>
-              <w:rPr>
-                <w:sz w:val="17"/>
-              </w:rPr>
-              <w:t xml:space="preserve"> </w:t>
-            </w:r>
-            <w:r>
-              <w:rPr>
-                <w:rFonts w:ascii="Consolas" w:hAnsi="Consolas"/>
-                <w:color w:val="475569"/>
-                <w:sz w:val="16"/>
-              </w:rPr>
-              <w:t>in_progress</w:t>
-            </w:r>
-            <w:r>
-              <w:rPr>
-                <w:sz w:val="17"/>
-              </w:rPr>
-              <w:t>，</w:t>
-            </w:r>
-            <w:r>
-              <w:rPr>
-                <w:rFonts w:ascii="Consolas" w:hAnsi="Consolas"/>
-                <w:color w:val="475569"/>
-                <w:sz w:val="16"/>
-              </w:rPr>
-              <w:t>started_at</w:t>
-            </w:r>
-            <w:r>
-              <w:rPr>
-                <w:sz w:val="17"/>
-              </w:rPr>
-              <w:t xml:space="preserve"> </w:t>
-            </w:r>
-            <w:r>
-              <w:rPr>
-                <w:sz w:val="17"/>
-              </w:rPr>
-              <w:t>有值</w:t>
-            </w:r>
-          </w:p>
-        </w:tc>
-      </w:tr>
-      <w:tr>
-        <w:trPr>
-          <w:cantSplit/>
-        </w:trPr>
-        <w:tc>
-          <w:tcPr>
-            <w:tcW w:w="1420" w:type="dxa"/>
-          </w:tcPr>
-          <w:p>
-            <w:pPr>
-              <w:spacing w:after="0"/>
-              <w:jc w:val="center"/>
-            </w:pPr>
-            <w:r>
-              <w:rPr>
-                <w:b/>
-                <w:color w:val="1F4D78"/>
-                <w:sz w:val="16"/>
-              </w:rPr>
-              <w:t>REG-API-005</w:t>
-            </w:r>
-          </w:p>
-        </w:tc>
-        <w:tc>
-          <w:tcPr>
-            <w:tcW w:w="850" w:type="dxa"/>
-            <w:shd w:val="clear" w:color="auto" w:fill="FEE2E2"/>
-          </w:tcPr>
-          <w:p>
-            <w:pPr>
-              <w:spacing w:after="0"/>
-              <w:jc w:val="center"/>
-            </w:pPr>
-            <w:r>
-              <w:rPr>
-                <w:b/>
-                <w:color w:val="991B1B"/>
-                <w:sz w:val="17"/>
-              </w:rPr>
-              <w:t>P0</w:t>
-            </w:r>
-          </w:p>
-        </w:tc>
-        <w:tc>
-          <w:tcPr>
-            <w:tcW w:w="2100" w:type="dxa"/>
-          </w:tcPr>
-          <w:p>
-            <w:pPr>
-              <w:spacing w:after="0"/>
-            </w:pPr>
-            <w:r>
-              <w:rPr>
-                <w:b/>
-                <w:sz w:val="17"/>
-              </w:rPr>
-              <w:t>会话完成</w:t>
-            </w:r>
-          </w:p>
-        </w:tc>
-        <w:tc>
-          <w:tcPr>
-            <w:tcW w:w="4990" w:type="dxa"/>
-          </w:tcPr>
-          <w:p>
-            <w:pPr>
-              <w:spacing w:after="40"/>
-            </w:pPr>
-            <w:r>
-              <w:rPr>
-                <w:b/>
-                <w:color w:val="64748B"/>
-                <w:sz w:val="17"/>
-              </w:rPr>
-              <w:t>步骤：</w:t>
-            </w:r>
-            <w:r>
-              <w:rPr>
-                <w:rFonts w:ascii="Consolas" w:hAnsi="Consolas"/>
-                <w:color w:val="475569"/>
-                <w:sz w:val="16"/>
-              </w:rPr>
-              <w:t>POST /api/scan-sessions/{id}/complete</w:t>
-            </w:r>
-          </w:p>
-          <w:p>
-            <w:pPr>
-              <w:spacing w:after="0"/>
-            </w:pPr>
-            <w:r>
-              <w:rPr>
-                <w:b/>
-                <w:color w:val="64748B"/>
-                <w:sz w:val="17"/>
-              </w:rPr>
-              <w:t>预期：</w:t>
-            </w:r>
-            <w:r>
-              <w:rPr>
-                <w:sz w:val="17"/>
-              </w:rPr>
-              <w:t>状态变为</w:t>
-            </w:r>
-            <w:r>
-              <w:rPr>
-                <w:sz w:val="17"/>
-              </w:rPr>
-              <w:t xml:space="preserve"> </w:t>
-            </w:r>
-            <w:r>
-              <w:rPr>
-                <w:rFonts w:ascii="Consolas" w:hAnsi="Consolas"/>
-                <w:color w:val="475569"/>
-                <w:sz w:val="16"/>
-              </w:rPr>
-              <w:t>completed</w:t>
-            </w:r>
-            <w:r>
-              <w:rPr>
-                <w:sz w:val="17"/>
-              </w:rPr>
-              <w:t>，</w:t>
-            </w:r>
-            <w:r>
-              <w:rPr>
-                <w:rFonts w:ascii="Consolas" w:hAnsi="Consolas"/>
-                <w:color w:val="475569"/>
-                <w:sz w:val="16"/>
-              </w:rPr>
-              <w:t>completed_at</w:t>
-            </w:r>
-            <w:r>
-              <w:rPr>
-                <w:sz w:val="17"/>
-              </w:rPr>
-              <w:t xml:space="preserve"> </w:t>
-            </w:r>
-            <w:r>
-              <w:rPr>
-                <w:sz w:val="17"/>
-              </w:rPr>
-              <w:t>有值</w:t>
-            </w:r>
-          </w:p>
-        </w:tc>
-      </w:tr>
-      <w:tr>
-        <w:trPr>
-          <w:cantSplit/>
-        </w:trPr>
-        <w:tc>
-          <w:tcPr>
-            <w:tcW w:w="1420" w:type="dxa"/>
-          </w:tcPr>
-          <w:p>
-            <w:pPr>
-              <w:spacing w:after="0"/>
-              <w:jc w:val="center"/>
-            </w:pPr>
-            <w:r>
-              <w:rPr>
-                <w:b/>
-                <w:color w:val="1F4D78"/>
-                <w:sz w:val="16"/>
-              </w:rPr>
-              <w:t>REG-API-006</w:t>
-            </w:r>
-          </w:p>
-        </w:tc>
-        <w:tc>
-          <w:tcPr>
-            <w:tcW w:w="850" w:type="dxa"/>
-            <w:shd w:val="clear" w:color="auto" w:fill="FEE2E2"/>
-          </w:tcPr>
-          <w:p>
-            <w:pPr>
-              <w:spacing w:after="0"/>
-              <w:jc w:val="center"/>
-            </w:pPr>
-            <w:r>
-              <w:rPr>
-                <w:b/>
-                <w:color w:val="991B1B"/>
-                <w:sz w:val="17"/>
-              </w:rPr>
-              <w:t>P0</w:t>
-            </w:r>
-          </w:p>
-        </w:tc>
-        <w:tc>
-          <w:tcPr>
-            <w:tcW w:w="2100" w:type="dxa"/>
-          </w:tcPr>
-          <w:p>
-            <w:pPr>
-              <w:spacing w:after="0"/>
-            </w:pPr>
-            <w:r>
-              <w:rPr>
-                <w:b/>
-                <w:sz w:val="17"/>
-              </w:rPr>
-              <w:t>会话取消</w:t>
-            </w:r>
-          </w:p>
-        </w:tc>
-        <w:tc>
-          <w:tcPr>
-            <w:tcW w:w="4990" w:type="dxa"/>
-          </w:tcPr>
-          <w:p>
-            <w:pPr>
-              <w:spacing w:after="40"/>
-            </w:pPr>
-            <w:r>
-              <w:rPr>
-                <w:b/>
-                <w:color w:val="64748B"/>
-                <w:sz w:val="17"/>
-              </w:rPr>
-              <w:t>步骤：</w:t>
-            </w:r>
-            <w:r>
-              <w:rPr>
-                <w:rFonts w:ascii="Consolas" w:hAnsi="Consolas"/>
-                <w:color w:val="475569"/>
-                <w:sz w:val="16"/>
-              </w:rPr>
-              <w:t>POST /api/scan-sessions/{id}/cancel</w:t>
-            </w:r>
-          </w:p>
-          <w:p>
-            <w:pPr>
-              <w:spacing w:after="0"/>
-            </w:pPr>
-            <w:r>
-              <w:rPr>
-                <w:b/>
-                <w:color w:val="64748B"/>
-                <w:sz w:val="17"/>
-              </w:rPr>
-              <w:t>预期：</w:t>
-            </w:r>
-            <w:r>
-              <w:rPr>
-                <w:sz w:val="17"/>
-              </w:rPr>
-              <w:t>状态变为</w:t>
-            </w:r>
-            <w:r>
-              <w:rPr>
-                <w:sz w:val="17"/>
-              </w:rPr>
-              <w:t xml:space="preserve"> </w:t>
-            </w:r>
-            <w:r>
-              <w:rPr>
-                <w:rFonts w:ascii="Consolas" w:hAnsi="Consolas"/>
-                <w:color w:val="475569"/>
-                <w:sz w:val="16"/>
-              </w:rPr>
-              <w:t>cancelled</w:t>
-            </w:r>
-            <w:r>
-              <w:rPr>
-                <w:sz w:val="17"/>
-              </w:rPr>
-              <w:t>，后续前端不继续执行该会话</w:t>
-            </w:r>
-          </w:p>
-        </w:tc>
-      </w:tr>
-      <w:tr>
-        <w:trPr>
-          <w:cantSplit/>
-        </w:trPr>
-        <w:tc>
-          <w:tcPr>
-            <w:tcW w:w="1420" w:type="dxa"/>
-          </w:tcPr>
-          <w:p>
-            <w:pPr>
-              <w:spacing w:after="0"/>
-              <w:jc w:val="center"/>
-            </w:pPr>
-            <w:r>
-              <w:rPr>
-                <w:b/>
-                <w:color w:val="1F4D78"/>
-                <w:sz w:val="16"/>
-              </w:rPr>
-              <w:t>REG-API-007</w:t>
-            </w:r>
-          </w:p>
-        </w:tc>
-        <w:tc>
-          <w:tcPr>
-            <w:tcW w:w="850" w:type="dxa"/>
-            <w:shd w:val="clear" w:color="auto" w:fill="FEF3C7"/>
-          </w:tcPr>
-          <w:p>
-            <w:pPr>
-              <w:spacing w:after="0"/>
-              <w:jc w:val="center"/>
-            </w:pPr>
-            <w:r>
-              <w:rPr>
-                <w:b/>
-                <w:color w:val="92400E"/>
-                <w:sz w:val="17"/>
-              </w:rPr>
-              <w:t>P1</w:t>
-            </w:r>
-          </w:p>
-        </w:tc>
-        <w:tc>
-          <w:tcPr>
-            <w:tcW w:w="2100" w:type="dxa"/>
-          </w:tcPr>
-          <w:p>
-            <w:pPr>
-              <w:spacing w:after="0"/>
-            </w:pPr>
-            <w:r>
-              <w:rPr>
-                <w:b/>
-                <w:sz w:val="17"/>
-              </w:rPr>
-              <w:t>参数更新接口</w:t>
-            </w:r>
-          </w:p>
-        </w:tc>
-        <w:tc>
-          <w:tcPr>
-            <w:tcW w:w="4990" w:type="dxa"/>
-          </w:tcPr>
-          <w:p>
-            <w:pPr>
-              <w:spacing w:after="40"/>
-            </w:pPr>
-            <w:r>
-              <w:rPr>
-                <w:b/>
-                <w:color w:val="64748B"/>
-                <w:sz w:val="17"/>
-              </w:rPr>
-              <w:t>步骤：</w:t>
-            </w:r>
-            <w:r>
-              <w:rPr>
-                <w:sz w:val="17"/>
-              </w:rPr>
-              <w:t xml:space="preserve">PUT topogram/helical/axial/recon </w:t>
-            </w:r>
-            <w:r>
-              <w:rPr>
-                <w:sz w:val="17"/>
-              </w:rPr>
-              <w:t>参数</w:t>
-            </w:r>
-          </w:p>
-          <w:p>
-            <w:pPr>
-              <w:spacing w:after="0"/>
-            </w:pPr>
-            <w:r>
-              <w:rPr>
-                <w:b/>
-                <w:color w:val="64748B"/>
-                <w:sz w:val="17"/>
-              </w:rPr>
-              <w:t>预期：</w:t>
-            </w:r>
-            <w:r>
-              <w:rPr>
-                <w:sz w:val="17"/>
-              </w:rPr>
-              <w:t>返回更新后的参数，字段类型正确</w:t>
-            </w:r>
-          </w:p>
-        </w:tc>
-      </w:tr>
-      <w:tr>
-        <w:trPr>
-          <w:cantSplit/>
-        </w:trPr>
-        <w:tc>
-          <w:tcPr>
-            <w:tcW w:w="1420" w:type="dxa"/>
-          </w:tcPr>
-          <w:p>
-            <w:pPr>
-              <w:spacing w:after="0"/>
-              <w:jc w:val="center"/>
-            </w:pPr>
-            <w:r>
-              <w:rPr>
-                <w:b/>
-                <w:color w:val="1F4D78"/>
-                <w:sz w:val="16"/>
-              </w:rPr>
-              <w:t>REG-API-008</w:t>
-            </w:r>
-          </w:p>
-        </w:tc>
-        <w:tc>
-          <w:tcPr>
-            <w:tcW w:w="850" w:type="dxa"/>
-            <w:shd w:val="clear" w:color="auto" w:fill="FEF3C7"/>
-          </w:tcPr>
-          <w:p>
-            <w:pPr>
-              <w:spacing w:after="0"/>
-              <w:jc w:val="center"/>
-            </w:pPr>
-            <w:r>
-              <w:rPr>
-                <w:b/>
-                <w:color w:val="92400E"/>
-                <w:sz w:val="17"/>
-              </w:rPr>
-              <w:t>P1</w:t>
-            </w:r>
-          </w:p>
-        </w:tc>
-        <w:tc>
-          <w:tcPr>
-            <w:tcW w:w="2100" w:type="dxa"/>
-          </w:tcPr>
-          <w:p>
-            <w:pPr>
-              <w:spacing w:after="0"/>
-            </w:pPr>
-            <w:r>
-              <w:rPr>
-                <w:b/>
-                <w:sz w:val="17"/>
-              </w:rPr>
-              <w:t>非法枚举拒绝</w:t>
-            </w:r>
-          </w:p>
-        </w:tc>
-        <w:tc>
-          <w:tcPr>
-            <w:tcW w:w="4990" w:type="dxa"/>
-          </w:tcPr>
-          <w:p>
-            <w:pPr>
-              <w:spacing w:after="40"/>
-            </w:pPr>
-            <w:r>
-              <w:rPr>
-                <w:b/>
-                <w:color w:val="64748B"/>
-                <w:sz w:val="17"/>
-              </w:rPr>
-              <w:t>步骤：</w:t>
-            </w:r>
-            <w:r>
-              <w:rPr>
-                <w:sz w:val="17"/>
-              </w:rPr>
-              <w:t>将</w:t>
-            </w:r>
-            <w:r>
-              <w:rPr>
-                <w:sz w:val="17"/>
-              </w:rPr>
-              <w:t xml:space="preserve"> </w:t>
-            </w:r>
-            <w:r>
-              <w:rPr>
-                <w:rFonts w:ascii="Consolas" w:hAnsi="Consolas"/>
-                <w:color w:val="475569"/>
-                <w:sz w:val="16"/>
-              </w:rPr>
-              <w:t>acquisition_type</w:t>
-            </w:r>
-            <w:r>
-              <w:rPr>
-                <w:sz w:val="17"/>
-              </w:rPr>
-              <w:t xml:space="preserve"> </w:t>
-            </w:r>
-            <w:r>
-              <w:rPr>
-                <w:sz w:val="17"/>
-              </w:rPr>
-              <w:t>改为非法值或</w:t>
-            </w:r>
-            <w:r>
-              <w:rPr>
-                <w:sz w:val="17"/>
-              </w:rPr>
-              <w:t xml:space="preserve"> series_type </w:t>
-            </w:r>
-            <w:r>
-              <w:rPr>
-                <w:sz w:val="17"/>
-              </w:rPr>
-              <w:t>非法值</w:t>
-            </w:r>
-          </w:p>
-          <w:p>
-            <w:pPr>
-              <w:spacing w:after="0"/>
-            </w:pPr>
-            <w:r>
-              <w:rPr>
-                <w:b/>
-                <w:color w:val="64748B"/>
-                <w:sz w:val="17"/>
-              </w:rPr>
-              <w:t>预期：</w:t>
-            </w:r>
-            <w:r>
-              <w:rPr>
-                <w:sz w:val="17"/>
-              </w:rPr>
-              <w:t>接口返回</w:t>
-            </w:r>
-            <w:r>
-              <w:rPr>
-                <w:sz w:val="17"/>
-              </w:rPr>
-              <w:t xml:space="preserve"> 422 </w:t>
-            </w:r>
-            <w:r>
-              <w:rPr>
-                <w:sz w:val="17"/>
-              </w:rPr>
-              <w:t>或错误，不写入数据库</w:t>
-            </w:r>
-          </w:p>
-        </w:tc>
-      </w:tr>
-      <w:tr>
-        <w:trPr>
-          <w:cantSplit/>
-        </w:trPr>
-        <w:tc>
-          <w:tcPr>
-            <w:tcW w:w="1420" w:type="dxa"/>
-          </w:tcPr>
-          <w:p>
-            <w:pPr>
-              <w:spacing w:after="0"/>
-              <w:jc w:val="center"/>
-            </w:pPr>
-            <w:r>
-              <w:rPr>
-                <w:b/>
-                <w:color w:val="1F4D78"/>
-                <w:sz w:val="16"/>
-              </w:rPr>
-              <w:t>REG-API-009</w:t>
-            </w:r>
-          </w:p>
-        </w:tc>
-        <w:tc>
-          <w:tcPr>
-            <w:tcW w:w="850" w:type="dxa"/>
-            <w:shd w:val="clear" w:color="auto" w:fill="E5E7EB"/>
-          </w:tcPr>
-          <w:p>
-            <w:pPr>
-              <w:spacing w:after="0"/>
-              <w:jc w:val="center"/>
-            </w:pPr>
-            <w:r>
-              <w:rPr>
-                <w:b/>
-                <w:color w:val="374151"/>
-                <w:sz w:val="17"/>
-              </w:rPr>
-              <w:t>P2</w:t>
-            </w:r>
-          </w:p>
-        </w:tc>
-        <w:tc>
-          <w:tcPr>
-            <w:tcW w:w="2100" w:type="dxa"/>
-          </w:tcPr>
-          <w:p>
-            <w:pPr>
-              <w:spacing w:after="0"/>
-            </w:pPr>
-            <w:r>
-              <w:rPr>
-                <w:b/>
-                <w:sz w:val="17"/>
-              </w:rPr>
-              <w:t>并发更新</w:t>
-            </w:r>
-          </w:p>
-        </w:tc>
-        <w:tc>
-          <w:tcPr>
-            <w:tcW w:w="4990" w:type="dxa"/>
-          </w:tcPr>
-          <w:p>
-            <w:pPr>
-              <w:spacing w:after="40"/>
-              <w:rPr>
-                <w:lang w:eastAsia="zh-CN"/>
-              </w:rPr>
-            </w:pPr>
-            <w:r>
-              <w:rPr>
-                <w:b/>
-                <w:color w:val="64748B"/>
-                <w:sz w:val="17"/>
-                <w:lang w:eastAsia="zh-CN"/>
-              </w:rPr>
-              <w:t>步骤：</w:t>
-            </w:r>
-            <w:r>
-              <w:rPr>
-                <w:sz w:val="17"/>
-                <w:lang w:eastAsia="zh-CN"/>
-              </w:rPr>
-              <w:t>两个浏览器同时修改同一会话参数</w:t>
-            </w:r>
-          </w:p>
-          <w:p>
-            <w:pPr>
-              <w:spacing w:after="0"/>
-              <w:rPr>
-                <w:lang w:eastAsia="zh-CN"/>
-              </w:rPr>
-            </w:pPr>
-            <w:r>
-              <w:rPr>
-                <w:b/>
-                <w:color w:val="64748B"/>
-                <w:sz w:val="17"/>
-                <w:lang w:eastAsia="zh-CN"/>
-              </w:rPr>
-              <w:t>预期：</w:t>
-            </w:r>
-            <w:r>
-              <w:rPr>
-                <w:sz w:val="17"/>
-                <w:lang w:eastAsia="zh-CN"/>
-              </w:rPr>
-              <w:t>最终值可解释，页面刷新后与接口一致；如无锁机制需记录风险</w:t>
-            </w:r>
-          </w:p>
-        </w:tc>
-      </w:tr>
-    </w:tbl>
-    <w:p>
-      <w:pPr>
-        <w:spacing w:after="160"/>
-        <w:rPr>
-          <w:lang w:eastAsia="zh-CN"/>
-        </w:rPr>
-      </w:pPr>
-    </w:p>
-    <w:p>
-      <w:pPr>
-        <w:pStyle w:val="21"/>
-      </w:pPr>
-      <w:r>
-        <w:t xml:space="preserve">5.10 UI </w:t>
-      </w:r>
-      <w:proofErr w:type="spellStart"/>
-      <w:r>
-        <w:t>布局与可用性</w:t>
-      </w:r>
-      <w:proofErr w:type="spellEnd"/>
-    </w:p>
-    <w:tbl>
-      <w:tblPr>
-        <w:tblW w:w="9360" w:type="dxa"/>
-        <w:tblInd w:w="120" w:type="dxa"/>
-        <w:tblBorders>
-          <w:top w:val="single" w:sz="6" w:space="0" w:color="CBD5E1"/>
-          <w:left w:val="single" w:sz="6" w:space="0" w:color="CBD5E1"/>
-          <w:bottom w:val="single" w:sz="6" w:space="0" w:color="CBD5E1"/>
-          <w:right w:val="single" w:sz="6" w:space="0" w:color="CBD5E1"/>
-          <w:insideH w:val="single" w:sz="6" w:space="0" w:color="CBD5E1"/>
-          <w:insideV w:val="single" w:sz="6" w:space="0" w:color="CBD5E1"/>
-        </w:tblBorders>
-        <w:tblLayout w:type="fixed"/>
-        <w:tblCellMar>
-          <w:top w:w="90" w:type="dxa"/>
-          <w:left w:w="120" w:type="dxa"/>
-          <w:bottom w:w="90" w:type="dxa"/>
-          <w:right w:w="120" w:type="dxa"/>
-        </w:tblCellMar>
-        <w:tblLook w:val="04A0" w:firstRow="1" w:lastRow="0" w:firstColumn="1" w:lastColumn="0" w:noHBand="0" w:noVBand="1"/>
-      </w:tblPr>
-      <w:tblGrid>
-        <w:gridCol w:w="1420"/>
-        <w:gridCol w:w="850"/>
-        <w:gridCol w:w="2100"/>
-        <w:gridCol w:w="4990"/>
-      </w:tblGrid>
-      <w:tr>
-        <w:trPr>
-          <w:cantSplit/>
-          <w:tblHeader/>
-        </w:trPr>
-        <w:tc>
-          <w:tcPr>
-            <w:tcW w:w="1420" w:type="dxa"/>
-            <w:shd w:val="clear" w:color="auto" w:fill="E8EEF5"/>
-            <w:vAlign w:val="center"/>
-          </w:tcPr>
-          <w:p>
-            <w:pPr>
-              <w:spacing w:after="0"/>
-              <w:jc w:val="center"/>
-            </w:pPr>
-            <w:r>
-              <w:rPr>
-                <w:b/>
-                <w:color w:val="0B2545"/>
-                <w:sz w:val="18"/>
-              </w:rPr>
-              <w:t>ID</w:t>
-            </w:r>
-          </w:p>
-        </w:tc>
-        <w:tc>
-          <w:tcPr>
-            <w:tcW w:w="850" w:type="dxa"/>
-            <w:shd w:val="clear" w:color="auto" w:fill="E8EEF5"/>
-            <w:vAlign w:val="center"/>
-          </w:tcPr>
-          <w:p>
-            <w:pPr>
-              <w:spacing w:after="0"/>
-              <w:jc w:val="center"/>
-            </w:pPr>
-            <w:r>
-              <w:rPr>
-                <w:b/>
-                <w:color w:val="0B2545"/>
-                <w:sz w:val="18"/>
-              </w:rPr>
-              <w:t>优先级</w:t>
-            </w:r>
-          </w:p>
-        </w:tc>
-        <w:tc>
-          <w:tcPr>
-            <w:tcW w:w="2100" w:type="dxa"/>
-            <w:shd w:val="clear" w:color="auto" w:fill="E8EEF5"/>
-            <w:vAlign w:val="center"/>
-          </w:tcPr>
-          <w:p>
-            <w:pPr>
-              <w:spacing w:after="0"/>
-            </w:pPr>
-            <w:r>
-              <w:rPr>
-                <w:b/>
-                <w:color w:val="0B2545"/>
-                <w:sz w:val="18"/>
-              </w:rPr>
-              <w:t>用例名称</w:t>
-            </w:r>
-          </w:p>
-        </w:tc>
-        <w:tc>
-          <w:tcPr>
-            <w:tcW w:w="4990" w:type="dxa"/>
-            <w:shd w:val="clear" w:color="auto" w:fill="E8EEF5"/>
-            <w:vAlign w:val="center"/>
-          </w:tcPr>
-          <w:p>
-            <w:pPr>
-              <w:spacing w:after="0"/>
-            </w:pPr>
-            <w:r>
-              <w:rPr>
-                <w:b/>
-                <w:color w:val="0B2545"/>
-                <w:sz w:val="18"/>
-              </w:rPr>
-              <w:t>操作步骤</w:t>
-            </w:r>
-            <w:r>
-              <w:rPr>
-                <w:b/>
-                <w:color w:val="0B2545"/>
-                <w:sz w:val="18"/>
-              </w:rPr>
-              <w:t xml:space="preserve"> / </w:t>
-            </w:r>
-            <w:r>
-              <w:rPr>
-                <w:b/>
-                <w:color w:val="0B2545"/>
-                <w:sz w:val="18"/>
-              </w:rPr>
-              <w:t>预期结果</w:t>
-            </w:r>
-          </w:p>
-        </w:tc>
-      </w:tr>
-      <w:tr>
-        <w:trPr>
-          <w:cantSplit/>
-        </w:trPr>
-        <w:tc>
-          <w:tcPr>
-            <w:tcW w:w="1420" w:type="dxa"/>
-          </w:tcPr>
-          <w:p>
-            <w:pPr>
-              <w:spacing w:after="0"/>
-              <w:jc w:val="center"/>
-            </w:pPr>
-            <w:r>
-              <w:rPr>
-                <w:b/>
-                <w:color w:val="1F4D78"/>
-                <w:sz w:val="16"/>
-              </w:rPr>
-              <w:t>REG-UI-001</w:t>
-            </w:r>
-          </w:p>
-        </w:tc>
-        <w:tc>
-          <w:tcPr>
-            <w:tcW w:w="850" w:type="dxa"/>
-            <w:shd w:val="clear" w:color="auto" w:fill="FEF3C7"/>
-          </w:tcPr>
-          <w:p>
-            <w:pPr>
-              <w:spacing w:after="0"/>
-              <w:jc w:val="center"/>
-            </w:pPr>
-            <w:r>
-              <w:rPr>
-                <w:b/>
-                <w:color w:val="92400E"/>
-                <w:sz w:val="17"/>
-              </w:rPr>
-              <w:t>P1</w:t>
-            </w:r>
-          </w:p>
-        </w:tc>
-        <w:tc>
-          <w:tcPr>
-            <w:tcW w:w="2100" w:type="dxa"/>
-          </w:tcPr>
-          <w:p>
-            <w:pPr>
-              <w:spacing w:after="0"/>
-            </w:pPr>
-            <w:r>
-              <w:rPr>
-                <w:b/>
-                <w:sz w:val="17"/>
-              </w:rPr>
-              <w:t xml:space="preserve">1024 x 768 </w:t>
-            </w:r>
-            <w:r>
-              <w:rPr>
-                <w:b/>
-                <w:sz w:val="17"/>
-              </w:rPr>
-              <w:t>布局</w:t>
-            </w:r>
-          </w:p>
-        </w:tc>
-        <w:tc>
-          <w:tcPr>
-            <w:tcW w:w="4990" w:type="dxa"/>
-          </w:tcPr>
-          <w:p>
-            <w:pPr>
-              <w:spacing w:after="40"/>
-              <w:rPr>
-                <w:lang w:eastAsia="zh-CN"/>
-              </w:rPr>
-            </w:pPr>
-            <w:r>
-              <w:rPr>
-                <w:b/>
-                <w:color w:val="64748B"/>
-                <w:sz w:val="17"/>
-                <w:lang w:eastAsia="zh-CN"/>
-              </w:rPr>
-              <w:t>步骤：</w:t>
-            </w:r>
-            <w:r>
-              <w:rPr>
-                <w:sz w:val="17"/>
-                <w:lang w:eastAsia="zh-CN"/>
-              </w:rPr>
-              <w:t>在标准控制台尺寸查看所有常规扫描页面</w:t>
-            </w:r>
-          </w:p>
-          <w:p>
-            <w:pPr>
-              <w:spacing w:after="0"/>
-              <w:rPr>
-                <w:lang w:eastAsia="zh-CN"/>
-              </w:rPr>
-            </w:pPr>
-            <w:r>
-              <w:rPr>
-                <w:b/>
-                <w:color w:val="64748B"/>
-                <w:sz w:val="17"/>
-                <w:lang w:eastAsia="zh-CN"/>
-              </w:rPr>
-              <w:t>预期：</w:t>
-            </w:r>
-            <w:r>
-              <w:rPr>
-                <w:sz w:val="17"/>
-                <w:lang w:eastAsia="zh-CN"/>
-              </w:rPr>
-              <w:t>主要按钮、参数、</w:t>
-            </w:r>
-            <w:proofErr w:type="gramStart"/>
-            <w:r>
-              <w:rPr>
-                <w:sz w:val="17"/>
-                <w:lang w:eastAsia="zh-CN"/>
-              </w:rPr>
-              <w:t>弹窗不</w:t>
-            </w:r>
-            <w:proofErr w:type="gramEnd"/>
-            <w:r>
-              <w:rPr>
-                <w:sz w:val="17"/>
-                <w:lang w:eastAsia="zh-CN"/>
-              </w:rPr>
-              <w:t>重叠、</w:t>
-            </w:r>
-            <w:proofErr w:type="gramStart"/>
-            <w:r>
-              <w:rPr>
-                <w:sz w:val="17"/>
-                <w:lang w:eastAsia="zh-CN"/>
-              </w:rPr>
-              <w:t>不</w:t>
-            </w:r>
-            <w:proofErr w:type="gramEnd"/>
-            <w:r>
-              <w:rPr>
-                <w:sz w:val="17"/>
-                <w:lang w:eastAsia="zh-CN"/>
-              </w:rPr>
-              <w:t>溢出</w:t>
-            </w:r>
-          </w:p>
-        </w:tc>
-      </w:tr>
-      <w:tr>
-        <w:trPr>
-          <w:cantSplit/>
-        </w:trPr>
-        <w:tc>
-          <w:tcPr>
-            <w:tcW w:w="1420" w:type="dxa"/>
-          </w:tcPr>
-          <w:p>
-            <w:pPr>
-              <w:spacing w:after="0"/>
-              <w:jc w:val="center"/>
-            </w:pPr>
-            <w:r>
-              <w:rPr>
-                <w:b/>
-                <w:color w:val="1F4D78"/>
-                <w:sz w:val="16"/>
-              </w:rPr>
-              <w:t>REG-UI-002</w:t>
-            </w:r>
-          </w:p>
-        </w:tc>
-        <w:tc>
-          <w:tcPr>
-            <w:tcW w:w="850" w:type="dxa"/>
-            <w:shd w:val="clear" w:color="auto" w:fill="FEF3C7"/>
-          </w:tcPr>
-          <w:p>
-            <w:pPr>
-              <w:spacing w:after="0"/>
-              <w:jc w:val="center"/>
-            </w:pPr>
-            <w:r>
-              <w:rPr>
-                <w:b/>
-                <w:color w:val="92400E"/>
-                <w:sz w:val="17"/>
-              </w:rPr>
-              <w:t>P1</w:t>
-            </w:r>
-          </w:p>
-        </w:tc>
-        <w:tc>
-          <w:tcPr>
-            <w:tcW w:w="2100" w:type="dxa"/>
-          </w:tcPr>
-          <w:p>
-            <w:pPr>
-              <w:spacing w:after="0"/>
-            </w:pPr>
-            <w:r>
-              <w:rPr>
-                <w:b/>
-                <w:sz w:val="17"/>
-              </w:rPr>
-              <w:t>触控按钮尺寸</w:t>
-            </w:r>
-          </w:p>
-        </w:tc>
-        <w:tc>
-          <w:tcPr>
-            <w:tcW w:w="4990" w:type="dxa"/>
-          </w:tcPr>
-          <w:p>
-            <w:pPr>
-              <w:spacing w:after="40"/>
-              <w:rPr>
-                <w:lang w:eastAsia="zh-CN"/>
-              </w:rPr>
-            </w:pPr>
-            <w:r>
-              <w:rPr>
-                <w:b/>
-                <w:color w:val="64748B"/>
-                <w:sz w:val="17"/>
-                <w:lang w:eastAsia="zh-CN"/>
-              </w:rPr>
-              <w:t>步骤：</w:t>
-            </w:r>
-            <w:r>
-              <w:rPr>
-                <w:sz w:val="17"/>
-                <w:lang w:eastAsia="zh-CN"/>
-              </w:rPr>
-              <w:t>检查下一步、取消、执行、确认按钮</w:t>
-            </w:r>
-          </w:p>
-          <w:p>
-            <w:pPr>
-              <w:spacing w:after="0"/>
-              <w:rPr>
-                <w:lang w:eastAsia="zh-CN"/>
-              </w:rPr>
-            </w:pPr>
-            <w:r>
-              <w:rPr>
-                <w:b/>
-                <w:color w:val="64748B"/>
-                <w:sz w:val="17"/>
-                <w:lang w:eastAsia="zh-CN"/>
-              </w:rPr>
-              <w:t>预期：</w:t>
-            </w:r>
-            <w:r>
-              <w:rPr>
-                <w:sz w:val="17"/>
-                <w:lang w:eastAsia="zh-CN"/>
-              </w:rPr>
-              <w:t>按钮可触控，状态清晰，禁用</w:t>
-            </w:r>
-            <w:proofErr w:type="gramStart"/>
-            <w:r>
-              <w:rPr>
-                <w:sz w:val="17"/>
-                <w:lang w:eastAsia="zh-CN"/>
-              </w:rPr>
-              <w:t>态不可</w:t>
-            </w:r>
-            <w:proofErr w:type="gramEnd"/>
-            <w:r>
-              <w:rPr>
-                <w:sz w:val="17"/>
-                <w:lang w:eastAsia="zh-CN"/>
-              </w:rPr>
-              <w:t>误点</w:t>
-            </w:r>
-          </w:p>
-        </w:tc>
-      </w:tr>
-      <w:tr>
-        <w:trPr>
-          <w:cantSplit/>
-        </w:trPr>
-        <w:tc>
-          <w:tcPr>
-            <w:tcW w:w="1420" w:type="dxa"/>
-          </w:tcPr>
-          <w:p>
-            <w:pPr>
-              <w:spacing w:after="0"/>
-              <w:jc w:val="center"/>
-            </w:pPr>
-            <w:r>
-              <w:rPr>
-                <w:b/>
-                <w:color w:val="1F4D78"/>
-                <w:sz w:val="16"/>
-              </w:rPr>
-              <w:lastRenderedPageBreak/>
-              <w:t>REG-UI-003</w:t>
-            </w:r>
-          </w:p>
-        </w:tc>
-        <w:tc>
-          <w:tcPr>
-            <w:tcW w:w="850" w:type="dxa"/>
-            <w:shd w:val="clear" w:color="auto" w:fill="FEF3C7"/>
-          </w:tcPr>
-          <w:p>
-            <w:pPr>
-              <w:spacing w:after="0"/>
-              <w:jc w:val="center"/>
-            </w:pPr>
-            <w:r>
-              <w:rPr>
-                <w:b/>
-                <w:color w:val="92400E"/>
-                <w:sz w:val="17"/>
-              </w:rPr>
-              <w:t>P1</w:t>
-            </w:r>
-          </w:p>
-        </w:tc>
-        <w:tc>
-          <w:tcPr>
-            <w:tcW w:w="2100" w:type="dxa"/>
-          </w:tcPr>
-          <w:p>
-            <w:pPr>
-              <w:spacing w:after="0"/>
-            </w:pPr>
-            <w:r>
-              <w:rPr>
-                <w:b/>
-                <w:sz w:val="17"/>
-              </w:rPr>
-              <w:t>中英文</w:t>
-            </w:r>
-            <w:r>
-              <w:rPr>
-                <w:b/>
-                <w:sz w:val="17"/>
-              </w:rPr>
-              <w:t>/</w:t>
-            </w:r>
-            <w:r>
-              <w:rPr>
-                <w:b/>
-                <w:sz w:val="17"/>
-              </w:rPr>
-              <w:t>编码显示</w:t>
-            </w:r>
-          </w:p>
-        </w:tc>
-        <w:tc>
-          <w:tcPr>
-            <w:tcW w:w="4990" w:type="dxa"/>
-          </w:tcPr>
-          <w:p>
-            <w:pPr>
-              <w:spacing w:after="40"/>
-              <w:rPr>
-                <w:lang w:eastAsia="zh-CN"/>
-              </w:rPr>
-            </w:pPr>
-            <w:r>
-              <w:rPr>
-                <w:b/>
-                <w:color w:val="64748B"/>
-                <w:sz w:val="17"/>
-                <w:lang w:eastAsia="zh-CN"/>
-              </w:rPr>
-              <w:t>步骤：</w:t>
-            </w:r>
-            <w:r>
-              <w:rPr>
-                <w:sz w:val="17"/>
-                <w:lang w:eastAsia="zh-CN"/>
-              </w:rPr>
-              <w:t>检查常规扫描页面中文文案</w:t>
-            </w:r>
-          </w:p>
-          <w:p>
-            <w:pPr>
-              <w:spacing w:after="0"/>
-              <w:rPr>
-                <w:lang w:eastAsia="zh-CN"/>
-              </w:rPr>
-            </w:pPr>
-            <w:r>
-              <w:rPr>
-                <w:b/>
-                <w:color w:val="64748B"/>
-                <w:sz w:val="17"/>
-                <w:lang w:eastAsia="zh-CN"/>
-              </w:rPr>
-              <w:t>预期：</w:t>
-            </w:r>
-            <w:r>
-              <w:rPr>
-                <w:sz w:val="17"/>
-                <w:lang w:eastAsia="zh-CN"/>
-              </w:rPr>
-              <w:t>中文不乱码，术语一致：定位像、螺旋、轴扫、重建、预计</w:t>
-            </w:r>
-            <w:r>
-              <w:rPr>
-                <w:sz w:val="17"/>
-                <w:lang w:eastAsia="zh-CN"/>
-              </w:rPr>
-              <w:t>/</w:t>
-            </w:r>
-            <w:r>
-              <w:rPr>
-                <w:sz w:val="17"/>
-                <w:lang w:eastAsia="zh-CN"/>
-              </w:rPr>
-              <w:t>参考剂量</w:t>
-            </w:r>
-          </w:p>
-        </w:tc>
-      </w:tr>
-      <w:tr>
-        <w:trPr>
-          <w:cantSplit/>
-        </w:trPr>
-        <w:tc>
-          <w:tcPr>
-            <w:tcW w:w="1420" w:type="dxa"/>
-          </w:tcPr>
-          <w:p>
-            <w:pPr>
-              <w:spacing w:after="0"/>
-              <w:jc w:val="center"/>
-            </w:pPr>
-            <w:r>
-              <w:rPr>
-                <w:b/>
-                <w:color w:val="1F4D78"/>
-                <w:sz w:val="16"/>
-              </w:rPr>
-              <w:t>REG-UI-004</w:t>
-            </w:r>
-          </w:p>
-        </w:tc>
-        <w:tc>
-          <w:tcPr>
-            <w:tcW w:w="850" w:type="dxa"/>
-            <w:shd w:val="clear" w:color="auto" w:fill="E5E7EB"/>
-          </w:tcPr>
-          <w:p>
-            <w:pPr>
-              <w:spacing w:after="0"/>
-              <w:jc w:val="center"/>
-            </w:pPr>
-            <w:r>
-              <w:rPr>
-                <w:b/>
-                <w:color w:val="374151"/>
-                <w:sz w:val="17"/>
-              </w:rPr>
-              <w:t>P2</w:t>
-            </w:r>
-          </w:p>
-        </w:tc>
-        <w:tc>
-          <w:tcPr>
-            <w:tcW w:w="2100" w:type="dxa"/>
-          </w:tcPr>
-          <w:p>
-            <w:pPr>
-              <w:spacing w:after="0"/>
-            </w:pPr>
-            <w:r>
-              <w:rPr>
-                <w:b/>
-                <w:sz w:val="17"/>
-              </w:rPr>
-              <w:t>浏览器缩放</w:t>
-            </w:r>
-          </w:p>
-        </w:tc>
-        <w:tc>
-          <w:tcPr>
-            <w:tcW w:w="4990" w:type="dxa"/>
-          </w:tcPr>
-          <w:p>
-            <w:pPr>
-              <w:spacing w:after="40"/>
-              <w:rPr>
-                <w:lang w:eastAsia="zh-CN"/>
-              </w:rPr>
-            </w:pPr>
-            <w:r>
-              <w:rPr>
-                <w:b/>
-                <w:color w:val="64748B"/>
-                <w:sz w:val="17"/>
-                <w:lang w:eastAsia="zh-CN"/>
-              </w:rPr>
-              <w:t>步骤：</w:t>
-            </w:r>
-            <w:r>
-              <w:rPr>
-                <w:sz w:val="17"/>
-                <w:lang w:eastAsia="zh-CN"/>
-              </w:rPr>
-              <w:t>90%</w:t>
-            </w:r>
-            <w:r>
-              <w:rPr>
-                <w:sz w:val="17"/>
-                <w:lang w:eastAsia="zh-CN"/>
-              </w:rPr>
-              <w:t>、</w:t>
-            </w:r>
-            <w:r>
-              <w:rPr>
-                <w:sz w:val="17"/>
-                <w:lang w:eastAsia="zh-CN"/>
-              </w:rPr>
-              <w:t>100%</w:t>
-            </w:r>
-            <w:r>
-              <w:rPr>
-                <w:sz w:val="17"/>
-                <w:lang w:eastAsia="zh-CN"/>
-              </w:rPr>
-              <w:t>、</w:t>
-            </w:r>
-            <w:r>
-              <w:rPr>
-                <w:sz w:val="17"/>
-                <w:lang w:eastAsia="zh-CN"/>
-              </w:rPr>
-              <w:t xml:space="preserve">125% </w:t>
-            </w:r>
-            <w:r>
-              <w:rPr>
-                <w:sz w:val="17"/>
-                <w:lang w:eastAsia="zh-CN"/>
-              </w:rPr>
-              <w:t>缩放下查看主流程</w:t>
-            </w:r>
-          </w:p>
-          <w:p>
-            <w:pPr>
-              <w:spacing w:after="0"/>
-              <w:rPr>
-                <w:lang w:eastAsia="zh-CN"/>
-              </w:rPr>
-            </w:pPr>
-            <w:r>
-              <w:rPr>
-                <w:b/>
-                <w:color w:val="64748B"/>
-                <w:sz w:val="17"/>
-                <w:lang w:eastAsia="zh-CN"/>
-              </w:rPr>
-              <w:t>预期：</w:t>
-            </w:r>
-            <w:r>
-              <w:rPr>
-                <w:sz w:val="17"/>
-                <w:lang w:eastAsia="zh-CN"/>
-              </w:rPr>
-              <w:t>控制台缩放合理，核心操作不被遮挡</w:t>
-            </w:r>
-          </w:p>
-        </w:tc>
-      </w:tr>
-      <w:tr>
-        <w:trPr>
-          <w:cantSplit/>
-        </w:trPr>
-        <w:tc>
-          <w:tcPr>
-            <w:tcW w:w="1420" w:type="dxa"/>
-          </w:tcPr>
-          <w:p>
-            <w:pPr>
-              <w:spacing w:after="0"/>
-              <w:jc w:val="center"/>
-            </w:pPr>
-            <w:r>
-              <w:rPr>
-                <w:b/>
-                <w:color w:val="1F4D78"/>
-                <w:sz w:val="16"/>
-              </w:rPr>
-              <w:t>REG-UI-005</w:t>
-            </w:r>
-          </w:p>
-        </w:tc>
-        <w:tc>
-          <w:tcPr>
-            <w:tcW w:w="850" w:type="dxa"/>
-            <w:shd w:val="clear" w:color="auto" w:fill="E5E7EB"/>
-          </w:tcPr>
-          <w:p>
-            <w:pPr>
-              <w:spacing w:after="0"/>
-              <w:jc w:val="center"/>
-            </w:pPr>
-            <w:r>
-              <w:rPr>
-                <w:b/>
-                <w:color w:val="374151"/>
-                <w:sz w:val="17"/>
-              </w:rPr>
-              <w:t>P2</w:t>
-            </w:r>
-          </w:p>
-        </w:tc>
-        <w:tc>
-          <w:tcPr>
-            <w:tcW w:w="2100" w:type="dxa"/>
-          </w:tcPr>
-          <w:p>
-            <w:pPr>
-              <w:spacing w:after="0"/>
-            </w:pPr>
-            <w:r>
-              <w:rPr>
-                <w:b/>
-                <w:sz w:val="17"/>
-              </w:rPr>
-              <w:t>后退按钮</w:t>
-            </w:r>
-          </w:p>
-        </w:tc>
-        <w:tc>
-          <w:tcPr>
-            <w:tcW w:w="4990" w:type="dxa"/>
-          </w:tcPr>
-          <w:p>
-            <w:pPr>
-              <w:spacing w:after="40"/>
-              <w:rPr>
-                <w:lang w:eastAsia="zh-CN"/>
-              </w:rPr>
-            </w:pPr>
-            <w:r>
-              <w:rPr>
-                <w:b/>
-                <w:color w:val="64748B"/>
-                <w:sz w:val="17"/>
-                <w:lang w:eastAsia="zh-CN"/>
-              </w:rPr>
-              <w:t>步骤：</w:t>
-            </w:r>
-            <w:r>
-              <w:rPr>
-                <w:sz w:val="17"/>
-                <w:lang w:eastAsia="zh-CN"/>
-              </w:rPr>
-              <w:t>在协议选择、定位像、确认页点击上一步</w:t>
-            </w:r>
-          </w:p>
-          <w:p>
-            <w:pPr>
-              <w:spacing w:after="0"/>
-              <w:rPr>
-                <w:lang w:eastAsia="zh-CN"/>
-              </w:rPr>
-            </w:pPr>
-            <w:r>
-              <w:rPr>
-                <w:b/>
-                <w:color w:val="64748B"/>
-                <w:sz w:val="17"/>
-                <w:lang w:eastAsia="zh-CN"/>
-              </w:rPr>
-              <w:t>预期：</w:t>
-            </w:r>
-            <w:r>
-              <w:rPr>
-                <w:sz w:val="17"/>
-                <w:lang w:eastAsia="zh-CN"/>
-              </w:rPr>
-              <w:t>返回符合流程预期，不丢失已选协议和当前会话</w:t>
-            </w:r>
-          </w:p>
-        </w:tc>
-      </w:tr>
-    </w:tbl>
-    <w:p>
-      <w:pPr>
-        <w:spacing w:after="160"/>
-        <w:rPr>
-          <w:lang w:eastAsia="zh-CN"/>
-        </w:rPr>
-      </w:pPr>
-    </w:p>
     <w:p>
       <w:pPr>
         <w:pStyle w:val="1"/>
@@ -14507,6 +11586,7 @@
           <w:color w:val="475569"/>
           <w:sz w:val="20"/>
         </w:rPr>
+        <w:lastRenderedPageBreak/>
         <w:t>REG-SESSION-001</w:t>
       </w:r>
       <w:r>
